--- a/prosedurler/EMS.YS.PRO.11.02. Internal Audit, Nonconformity and Corrective Action Procedure.docx
+++ b/prosedurler/EMS.YS.PRO.11.02. Internal Audit, Nonconformity and Corrective Action Procedure.docx
@@ -2504,69 +2504,6 @@
                 <w:color w:val="000000"/>
                 <w:lang w:val="en-GB" w:eastAsia="en-GB"/>
               </w:rPr>
-              <w:drawing>
-                <wp:anchor distT="0" distB="0" distL="114300" distR="114300" simplePos="0" relativeHeight="251658240" behindDoc="0" locked="0" layoutInCell="1" allowOverlap="1" wp14:anchorId="168E1990" wp14:editId="230A926C">
-                  <wp:simplePos x="0" y="0"/>
-                  <wp:positionH relativeFrom="column">
-                    <wp:posOffset>-143510</wp:posOffset>
-                  </wp:positionH>
-                  <wp:positionV relativeFrom="paragraph">
-                    <wp:posOffset>153670</wp:posOffset>
-                  </wp:positionV>
-                  <wp:extent cx="1569720" cy="1046480"/>
-                  <wp:effectExtent l="0" t="0" r="0" b="0"/>
-                  <wp:wrapNone/>
-                  <wp:docPr id="1968470152" name="Resim 1"/>
-                  <wp:cNvGraphicFramePr>
-                    <a:graphicFrameLocks xmlns:a="http://schemas.openxmlformats.org/drawingml/2006/main" noChangeAspect="1"/>
-                  </wp:cNvGraphicFramePr>
-                  <a:graphic xmlns:a="http://schemas.openxmlformats.org/drawingml/2006/main">
-                    <a:graphicData uri="http://schemas.openxmlformats.org/drawingml/2006/picture">
-                      <pic:pic xmlns:pic="http://schemas.openxmlformats.org/drawingml/2006/picture">
-                        <pic:nvPicPr>
-                          <pic:cNvPr id="1968470152" name="Resim 1968470152"/>
-                          <pic:cNvPicPr/>
-                        </pic:nvPicPr>
-                        <pic:blipFill>
-                          <a:blip r:embed="rId9" cstate="print">
-                            <a:extLst>
-                              <a:ext uri="{28A0092B-C50C-407E-A947-70E740481C1C}">
-                                <a14:useLocalDpi xmlns:a14="http://schemas.microsoft.com/office/drawing/2010/main" val="0"/>
-                              </a:ext>
-                            </a:extLst>
-                          </a:blip>
-                          <a:stretch>
-                            <a:fillRect/>
-                          </a:stretch>
-                        </pic:blipFill>
-                        <pic:spPr>
-                          <a:xfrm>
-                            <a:off x="0" y="0"/>
-                            <a:ext cx="1569720" cy="1046480"/>
-                          </a:xfrm>
-                          <a:prstGeom prst="rect">
-                            <a:avLst/>
-                          </a:prstGeom>
-                        </pic:spPr>
-                      </pic:pic>
-                    </a:graphicData>
-                  </a:graphic>
-                  <wp14:sizeRelH relativeFrom="page">
-                    <wp14:pctWidth>0</wp14:pctWidth>
-                  </wp14:sizeRelH>
-                  <wp14:sizeRelV relativeFrom="page">
-                    <wp14:pctHeight>0</wp14:pctHeight>
-                  </wp14:sizeRelV>
-                </wp:anchor>
-              </w:drawing>
-            </w:r>
-            <w:r>
-              <w:rPr>
-                <w:rFonts w:ascii="Calibri" w:eastAsia="Times New Roman" w:hAnsi="Calibri" w:cs="Calibri"/>
-                <w:noProof/>
-                <w:color w:val="000000"/>
-                <w:lang w:val="en-GB" w:eastAsia="en-GB"/>
-              </w:rPr>
               <w:t>Kalite Güvence Müdürü</w:t>
             </w:r>
           </w:p>
@@ -2606,7 +2543,7 @@
                 <w:szCs w:val="18"/>
                 <w:lang w:val="en-GB" w:eastAsia="en-GB"/>
               </w:rPr>
-              <w:t>ABDULLAH BAYDOGAN</w:t>
+              <w:t>ABDULLAH BAYDOĞAN</w:t>
             </w:r>
           </w:p>
         </w:tc>
@@ -2772,7 +2709,7 @@
               <w:bottom w:val="single" w:sz="4" w:space="0" w:color="auto"/>
               <w:right w:val="single" w:sz="4" w:space="0" w:color="auto"/>
             </w:tcBorders>
-            <w:vAlign w:val="bottom"/>
+            <w:vAlign w:val="center"/>
           </w:tcPr>
           <w:p>
             <w:pPr>
@@ -2784,6 +2721,43 @@
                 <w:lang w:val="en-GB" w:eastAsia="en-GB"/>
               </w:rPr>
             </w:pPr>
+            <w:r>
+              <w:drawing>
+                <wp:inline distT="0" distB="0" distL="0" distR="0">
+                  <wp:extent cx="659218" cy="566928"/>
+                  <wp:effectExtent l="0" t="0" r="0" b="0"/>
+                  <wp:docPr id="900102" name="Imza Ali Kaan Genc"/>
+                  <wp:cNvGraphicFramePr>
+                    <a:graphicFrameLocks xmlns:a="http://schemas.openxmlformats.org/drawingml/2006/main" noChangeAspect="1"/>
+                  </wp:cNvGraphicFramePr>
+                  <a:graphic xmlns:a="http://schemas.openxmlformats.org/drawingml/2006/main">
+                    <a:graphicData uri="http://schemas.openxmlformats.org/drawingml/2006/picture">
+                      <pic:pic xmlns:pic="http://schemas.openxmlformats.org/drawingml/2006/picture">
+                        <pic:nvPicPr>
+                          <pic:cNvPr id="900102" name="Imza Ali Kaan Genc"/>
+                          <pic:cNvPicPr/>
+                        </pic:nvPicPr>
+                        <pic:blipFill>
+                          <a:blip r:embed="sigAliKaan"/>
+                          <a:stretch>
+                            <a:fillRect/>
+                          </a:stretch>
+                        </pic:blipFill>
+                        <pic:spPr>
+                          <a:xfrm>
+                            <a:off x="0" y="0"/>
+                            <a:ext cx="659218" cy="566928"/>
+                          </a:xfrm>
+                          <a:prstGeom prst="rect">
+                            <a:avLst/>
+                          </a:prstGeom>
+                        </pic:spPr>
+                      </pic:pic>
+                    </a:graphicData>
+                  </a:graphic>
+                </wp:inline>
+              </w:drawing>
+            </w:r>
           </w:p>
         </w:tc>
         <w:tc>
@@ -2820,7 +2794,7 @@
               <w:bottom w:val="single" w:sz="4" w:space="0" w:color="auto"/>
               <w:right w:val="single" w:sz="4" w:space="0" w:color="auto"/>
             </w:tcBorders>
-            <w:vAlign w:val="bottom"/>
+            <w:vAlign w:val="center"/>
           </w:tcPr>
           <w:p>
             <w:pPr>
@@ -2832,6 +2806,43 @@
                 <w:lang w:val="en-GB" w:eastAsia="en-GB"/>
               </w:rPr>
             </w:pPr>
+            <w:r>
+              <w:drawing>
+                <wp:inline distT="0" distB="0" distL="0" distR="0">
+                  <wp:extent cx="850392" cy="566928"/>
+                  <wp:effectExtent l="0" t="0" r="0" b="0"/>
+                  <wp:docPr id="900104" name="Imza Abdullah Baydogan"/>
+                  <wp:cNvGraphicFramePr>
+                    <a:graphicFrameLocks xmlns:a="http://schemas.openxmlformats.org/drawingml/2006/main" noChangeAspect="1"/>
+                  </wp:cNvGraphicFramePr>
+                  <a:graphic xmlns:a="http://schemas.openxmlformats.org/drawingml/2006/main">
+                    <a:graphicData uri="http://schemas.openxmlformats.org/drawingml/2006/picture">
+                      <pic:pic xmlns:pic="http://schemas.openxmlformats.org/drawingml/2006/picture">
+                        <pic:nvPicPr>
+                          <pic:cNvPr id="900104" name="Imza Abdullah Baydogan"/>
+                          <pic:cNvPicPr/>
+                        </pic:nvPicPr>
+                        <pic:blipFill>
+                          <a:blip r:embed="rId9"/>
+                          <a:stretch>
+                            <a:fillRect/>
+                          </a:stretch>
+                        </pic:blipFill>
+                        <pic:spPr>
+                          <a:xfrm>
+                            <a:off x="0" y="0"/>
+                            <a:ext cx="850392" cy="566928"/>
+                          </a:xfrm>
+                          <a:prstGeom prst="rect">
+                            <a:avLst/>
+                          </a:prstGeom>
+                        </pic:spPr>
+                      </pic:pic>
+                    </a:graphicData>
+                  </a:graphic>
+                </wp:inline>
+              </w:drawing>
+            </w:r>
           </w:p>
         </w:tc>
         <w:tc>
@@ -2868,7 +2879,7 @@
               <w:bottom w:val="single" w:sz="4" w:space="0" w:color="auto"/>
               <w:right w:val="single" w:sz="4" w:space="0" w:color="auto"/>
             </w:tcBorders>
-            <w:vAlign w:val="bottom"/>
+            <w:vAlign w:val="center"/>
           </w:tcPr>
           <w:p>
             <w:pPr>
@@ -2880,6 +2891,43 @@
                 <w:lang w:val="en-GB" w:eastAsia="en-GB"/>
               </w:rPr>
             </w:pPr>
+            <w:r>
+              <w:drawing>
+                <wp:inline distT="0" distB="0" distL="0" distR="0">
+                  <wp:extent cx="944879" cy="566928"/>
+                  <wp:effectExtent l="0" t="0" r="0" b="0"/>
+                  <wp:docPr id="900106" name="Imza Fatih Salbars"/>
+                  <wp:cNvGraphicFramePr>
+                    <a:graphicFrameLocks xmlns:a="http://schemas.openxmlformats.org/drawingml/2006/main" noChangeAspect="1"/>
+                  </wp:cNvGraphicFramePr>
+                  <a:graphic xmlns:a="http://schemas.openxmlformats.org/drawingml/2006/main">
+                    <a:graphicData uri="http://schemas.openxmlformats.org/drawingml/2006/picture">
+                      <pic:pic xmlns:pic="http://schemas.openxmlformats.org/drawingml/2006/picture">
+                        <pic:nvPicPr>
+                          <pic:cNvPr id="900106" name="Imza Fatih Salbars"/>
+                          <pic:cNvPicPr/>
+                        </pic:nvPicPr>
+                        <pic:blipFill>
+                          <a:blip r:embed="sigFatih"/>
+                          <a:stretch>
+                            <a:fillRect/>
+                          </a:stretch>
+                        </pic:blipFill>
+                        <pic:spPr>
+                          <a:xfrm>
+                            <a:off x="0" y="0"/>
+                            <a:ext cx="944879" cy="566928"/>
+                          </a:xfrm>
+                          <a:prstGeom prst="rect">
+                            <a:avLst/>
+                          </a:prstGeom>
+                        </pic:spPr>
+                      </pic:pic>
+                    </a:graphicData>
+                  </a:graphic>
+                </wp:inline>
+              </w:drawing>
+            </w:r>
           </w:p>
         </w:tc>
       </w:tr>

--- a/prosedurler/EMS.YS.PRO.11.02. Internal Audit, Nonconformity and Corrective Action Procedure.docx
+++ b/prosedurler/EMS.YS.PRO.11.02. Internal Audit, Nonconformity and Corrective Action Procedure.docx
@@ -32,7 +32,7 @@
           <w:sz w:val="24"/>
           <w:szCs w:val="24"/>
         </w:rPr>
-        <w:t xml:space="preserve">This procedure defines how internal audits of the integrated management system are planned and carried out, and how nonconformities from any source are recorded, analysed, corrected and verified at Eroglu Knitting (EMS), in order to ensure the effectiveness of the system and to prevent recurrence.</w:t>
+        <w:t xml:space="preserve">This procedure defines how internal audits of the integrated management system are planned and carried out, and how nonconformities from any source are recorded, analysed, corrected and verified at Eroglu Knitting (EMS), in order to ensure the effectiveness of the system and to prevent recurrence, in line with ISO 9001:2015 clauses 9.2 and 10.2 and the guidelines of ISO 19011:2018.</w:t>
       </w:r>
     </w:p>
     <w:p>
@@ -73,7 +73,7 @@
           <w:sz w:val="24"/>
           <w:szCs w:val="24"/>
         </w:rPr>
-        <w:t xml:space="preserve">This procedure covers internal audits against ISO 9001, ISO 14001, ISO 45001 and social compliance requirements, and nonconformities arising from audits (internal, customer, second- and third-party), customer complaints, process and product failures, incidents and legal non-compliance.</w:t>
+        <w:t xml:space="preserve">This procedure covers internal audits against ISO 9001, ISO 14001, ISO 45001 and social compliance requirements, and nonconformities arising from audits (internal, customer, second- and third-party), customer complaints, process and product failures, incidents and legal non-compliance. It covers all departments, processes, shifts and locations, including the spinning, knitting, dyehouse and garment areas.</w:t>
       </w:r>
     </w:p>
     <w:p>
@@ -158,7 +158,7 @@
           <w:sz w:val="24"/>
           <w:szCs w:val="24"/>
         </w:rPr>
-        <w:t xml:space="preserve">Management System Coordinator:</w:t>
+        <w:t xml:space="preserve">Management System Coordinator / Quality Assurance Manager:</w:t>
       </w:r>
       <w:r>
         <w:rPr>
@@ -192,15 +192,15 @@
           <w:sz w:val="24"/>
           <w:szCs w:val="24"/>
         </w:rPr>
-        <w:t xml:space="preserve">Internal Auditors:</w:t>
-      </w:r>
-      <w:r>
-        <w:rPr>
-          <w:rFonts w:ascii="Calibri" w:hAnsi="Calibri" w:cs="Arial"/>
-          <w:sz w:val="24"/>
-          <w:szCs w:val="24"/>
-        </w:rPr>
-        <w:t xml:space="preserve"> Plan and conduct audits impartially, record findings with objective evidence and verify corrective actions.</w:t>
+        <w:t xml:space="preserve">Lead Auditor:</w:t>
+      </w:r>
+      <w:r>
+        <w:rPr>
+          <w:rFonts w:ascii="Calibri" w:hAnsi="Calibri" w:cs="Arial"/>
+          <w:sz w:val="24"/>
+          <w:szCs w:val="24"/>
+        </w:rPr>
+        <w:t xml:space="preserve"> Manages the audit team, prepares and presents the audit report.</w:t>
       </w:r>
     </w:p>
     <w:p>
@@ -226,6 +226,40 @@
           <w:sz w:val="24"/>
           <w:szCs w:val="24"/>
         </w:rPr>
+        <w:t xml:space="preserve">Internal Auditors:</w:t>
+      </w:r>
+      <w:r>
+        <w:rPr>
+          <w:rFonts w:ascii="Calibri" w:hAnsi="Calibri" w:cs="Arial"/>
+          <w:sz w:val="24"/>
+          <w:szCs w:val="24"/>
+        </w:rPr>
+        <w:t xml:space="preserve"> Plan and conduct audits impartially, record findings with objective evidence and verify corrective actions.</w:t>
+      </w:r>
+    </w:p>
+    <w:p>
+      <w:pPr>
+        <w:pStyle w:val="ListeParagraf"/>
+        <w:spacing w:after="80"/>
+        <w:ind w:left="709" w:right="0"/>
+        <w:jc w:val="both"/>
+      </w:pPr>
+      <w:r>
+        <w:rPr>
+          <w:rFonts w:ascii="Calibri" w:hAnsi="Calibri" w:cs="Arial"/>
+          <w:sz w:val="24"/>
+          <w:szCs w:val="24"/>
+        </w:rPr>
+        <w:t xml:space="preserve">• </w:t>
+      </w:r>
+      <w:r>
+        <w:rPr>
+          <w:rFonts w:ascii="Calibri" w:hAnsi="Calibri" w:cs="Arial"/>
+          <w:b/>
+          <w:bCs/>
+          <w:sz w:val="24"/>
+          <w:szCs w:val="24"/>
+        </w:rPr>
         <w:t xml:space="preserve">Department Managers:</w:t>
       </w:r>
       <w:r>
@@ -235,6 +269,40 @@
           <w:szCs w:val="24"/>
         </w:rPr>
         <w:t xml:space="preserve"> Take part in audits, analyse root causes and implement corrective actions in their areas within the agreed dates.</w:t>
+      </w:r>
+    </w:p>
+    <w:p>
+      <w:pPr>
+        <w:pStyle w:val="ListeParagraf"/>
+        <w:spacing w:after="80"/>
+        <w:ind w:left="709" w:right="0"/>
+        <w:jc w:val="both"/>
+      </w:pPr>
+      <w:r>
+        <w:rPr>
+          <w:rFonts w:ascii="Calibri" w:hAnsi="Calibri" w:cs="Arial"/>
+          <w:sz w:val="24"/>
+          <w:szCs w:val="24"/>
+        </w:rPr>
+        <w:t xml:space="preserve">• </w:t>
+      </w:r>
+      <w:r>
+        <w:rPr>
+          <w:rFonts w:ascii="Calibri" w:hAnsi="Calibri" w:cs="Arial"/>
+          <w:b/>
+          <w:bCs/>
+          <w:sz w:val="24"/>
+          <w:szCs w:val="24"/>
+        </w:rPr>
+        <w:t xml:space="preserve">Social Compliance Officer:</w:t>
+      </w:r>
+      <w:r>
+        <w:rPr>
+          <w:rFonts w:ascii="Calibri" w:hAnsi="Calibri" w:cs="Arial"/>
+          <w:sz w:val="24"/>
+          <w:szCs w:val="24"/>
+        </w:rPr>
+        <w:t xml:space="preserve"> Contributes to audits on code of conduct and compliance topics.</w:t>
       </w:r>
     </w:p>
     <w:p>
@@ -285,15 +353,15 @@
           <w:sz w:val="24"/>
           <w:szCs w:val="24"/>
         </w:rPr>
-        <w:t xml:space="preserve">Nonconformity:</w:t>
-      </w:r>
-      <w:r>
-        <w:rPr>
-          <w:rFonts w:ascii="Calibri" w:hAnsi="Calibri" w:cs="Arial"/>
-          <w:sz w:val="24"/>
-          <w:szCs w:val="24"/>
-        </w:rPr>
-        <w:t xml:space="preserve"> Non-fulfilment of a requirement (standard, legal, customer or internal).</w:t>
+        <w:t xml:space="preserve">Internal Audit:</w:t>
+      </w:r>
+      <w:r>
+        <w:rPr>
+          <w:rFonts w:ascii="Calibri" w:hAnsi="Calibri" w:cs="Arial"/>
+          <w:sz w:val="24"/>
+          <w:szCs w:val="24"/>
+        </w:rPr>
+        <w:t xml:space="preserve"> A systematic, independent and documented examination carried out by the organisation’s own personnel to determine whether the system is implemented and effective.</w:t>
       </w:r>
     </w:p>
     <w:p>
@@ -319,15 +387,15 @@
           <w:sz w:val="24"/>
           <w:szCs w:val="24"/>
         </w:rPr>
-        <w:t xml:space="preserve">Correction:</w:t>
-      </w:r>
-      <w:r>
-        <w:rPr>
-          <w:rFonts w:ascii="Calibri" w:hAnsi="Calibri" w:cs="Arial"/>
-          <w:sz w:val="24"/>
-          <w:szCs w:val="24"/>
-        </w:rPr>
-        <w:t xml:space="preserve"> Immediate action taken to eliminate a detected nonconformity.</w:t>
+        <w:t xml:space="preserve">Audit Evidence:</w:t>
+      </w:r>
+      <w:r>
+        <w:rPr>
+          <w:rFonts w:ascii="Calibri" w:hAnsi="Calibri" w:cs="Arial"/>
+          <w:sz w:val="24"/>
+          <w:szCs w:val="24"/>
+        </w:rPr>
+        <w:t xml:space="preserve"> Verifiable records, statements of fact or other information relevant to the audit criteria.</w:t>
       </w:r>
     </w:p>
     <w:p>
@@ -353,15 +421,15 @@
           <w:sz w:val="24"/>
           <w:szCs w:val="24"/>
         </w:rPr>
-        <w:t xml:space="preserve">Corrective Action:</w:t>
-      </w:r>
-      <w:r>
-        <w:rPr>
-          <w:rFonts w:ascii="Calibri" w:hAnsi="Calibri" w:cs="Arial"/>
-          <w:sz w:val="24"/>
-          <w:szCs w:val="24"/>
-        </w:rPr>
-        <w:t xml:space="preserve"> Action taken to eliminate the root cause of a nonconformity and to prevent it from happening again.</w:t>
+        <w:t xml:space="preserve">Nonconformity:</w:t>
+      </w:r>
+      <w:r>
+        <w:rPr>
+          <w:rFonts w:ascii="Calibri" w:hAnsi="Calibri" w:cs="Arial"/>
+          <w:sz w:val="24"/>
+          <w:szCs w:val="24"/>
+        </w:rPr>
+        <w:t xml:space="preserve"> Non-fulfilment of a requirement (standard, legal, customer or internal).</w:t>
       </w:r>
     </w:p>
     <w:p>
@@ -387,6 +455,142 @@
           <w:sz w:val="24"/>
           <w:szCs w:val="24"/>
         </w:rPr>
+        <w:t xml:space="preserve">Major Nonconformity:</w:t>
+      </w:r>
+      <w:r>
+        <w:rPr>
+          <w:rFonts w:ascii="Calibri" w:hAnsi="Calibri" w:cs="Arial"/>
+          <w:sz w:val="24"/>
+          <w:szCs w:val="24"/>
+        </w:rPr>
+        <w:t xml:space="preserve"> Complete failure to meet a requirement or a systemic breakdown.</w:t>
+      </w:r>
+    </w:p>
+    <w:p>
+      <w:pPr>
+        <w:pStyle w:val="ListeParagraf"/>
+        <w:spacing w:after="80"/>
+        <w:ind w:left="709" w:right="0"/>
+        <w:jc w:val="both"/>
+      </w:pPr>
+      <w:r>
+        <w:rPr>
+          <w:rFonts w:ascii="Calibri" w:hAnsi="Calibri" w:cs="Arial"/>
+          <w:sz w:val="24"/>
+          <w:szCs w:val="24"/>
+        </w:rPr>
+        <w:t xml:space="preserve">• </w:t>
+      </w:r>
+      <w:r>
+        <w:rPr>
+          <w:rFonts w:ascii="Calibri" w:hAnsi="Calibri" w:cs="Arial"/>
+          <w:b/>
+          <w:bCs/>
+          <w:sz w:val="24"/>
+          <w:szCs w:val="24"/>
+        </w:rPr>
+        <w:t xml:space="preserve">Minor Nonconformity:</w:t>
+      </w:r>
+      <w:r>
+        <w:rPr>
+          <w:rFonts w:ascii="Calibri" w:hAnsi="Calibri" w:cs="Arial"/>
+          <w:sz w:val="24"/>
+          <w:szCs w:val="24"/>
+        </w:rPr>
+        <w:t xml:space="preserve"> An isolated lapse that does not break down the system.</w:t>
+      </w:r>
+    </w:p>
+    <w:p>
+      <w:pPr>
+        <w:pStyle w:val="ListeParagraf"/>
+        <w:spacing w:after="80"/>
+        <w:ind w:left="709" w:right="0"/>
+        <w:jc w:val="both"/>
+      </w:pPr>
+      <w:r>
+        <w:rPr>
+          <w:rFonts w:ascii="Calibri" w:hAnsi="Calibri" w:cs="Arial"/>
+          <w:sz w:val="24"/>
+          <w:szCs w:val="24"/>
+        </w:rPr>
+        <w:t xml:space="preserve">• </w:t>
+      </w:r>
+      <w:r>
+        <w:rPr>
+          <w:rFonts w:ascii="Calibri" w:hAnsi="Calibri" w:cs="Arial"/>
+          <w:b/>
+          <w:bCs/>
+          <w:sz w:val="24"/>
+          <w:szCs w:val="24"/>
+        </w:rPr>
+        <w:t xml:space="preserve">Correction:</w:t>
+      </w:r>
+      <w:r>
+        <w:rPr>
+          <w:rFonts w:ascii="Calibri" w:hAnsi="Calibri" w:cs="Arial"/>
+          <w:sz w:val="24"/>
+          <w:szCs w:val="24"/>
+        </w:rPr>
+        <w:t xml:space="preserve"> Immediate action taken to eliminate a detected nonconformity.</w:t>
+      </w:r>
+    </w:p>
+    <w:p>
+      <w:pPr>
+        <w:pStyle w:val="ListeParagraf"/>
+        <w:spacing w:after="80"/>
+        <w:ind w:left="709" w:right="0"/>
+        <w:jc w:val="both"/>
+      </w:pPr>
+      <w:r>
+        <w:rPr>
+          <w:rFonts w:ascii="Calibri" w:hAnsi="Calibri" w:cs="Arial"/>
+          <w:sz w:val="24"/>
+          <w:szCs w:val="24"/>
+        </w:rPr>
+        <w:t xml:space="preserve">• </w:t>
+      </w:r>
+      <w:r>
+        <w:rPr>
+          <w:rFonts w:ascii="Calibri" w:hAnsi="Calibri" w:cs="Arial"/>
+          <w:b/>
+          <w:bCs/>
+          <w:sz w:val="24"/>
+          <w:szCs w:val="24"/>
+        </w:rPr>
+        <w:t xml:space="preserve">Corrective Action:</w:t>
+      </w:r>
+      <w:r>
+        <w:rPr>
+          <w:rFonts w:ascii="Calibri" w:hAnsi="Calibri" w:cs="Arial"/>
+          <w:sz w:val="24"/>
+          <w:szCs w:val="24"/>
+        </w:rPr>
+        <w:t xml:space="preserve"> Action taken to eliminate the root cause of a nonconformity and to prevent it from happening again.</w:t>
+      </w:r>
+    </w:p>
+    <w:p>
+      <w:pPr>
+        <w:pStyle w:val="ListeParagraf"/>
+        <w:spacing w:after="80"/>
+        <w:ind w:left="709" w:right="0"/>
+        <w:jc w:val="both"/>
+      </w:pPr>
+      <w:r>
+        <w:rPr>
+          <w:rFonts w:ascii="Calibri" w:hAnsi="Calibri" w:cs="Arial"/>
+          <w:sz w:val="24"/>
+          <w:szCs w:val="24"/>
+        </w:rPr>
+        <w:t xml:space="preserve">• </w:t>
+      </w:r>
+      <w:r>
+        <w:rPr>
+          <w:rFonts w:ascii="Calibri" w:hAnsi="Calibri" w:cs="Arial"/>
+          <w:b/>
+          <w:bCs/>
+          <w:sz w:val="24"/>
+          <w:szCs w:val="24"/>
+        </w:rPr>
         <w:t xml:space="preserve">Observation / Opportunity for Improvement:</w:t>
       </w:r>
       <w:r>
@@ -396,6 +600,40 @@
           <w:szCs w:val="24"/>
         </w:rPr>
         <w:t xml:space="preserve"> A finding that is not a nonconformity but may become one or may improve performance.</w:t>
+      </w:r>
+    </w:p>
+    <w:p>
+      <w:pPr>
+        <w:pStyle w:val="ListeParagraf"/>
+        <w:spacing w:after="80"/>
+        <w:ind w:left="709" w:right="0"/>
+        <w:jc w:val="both"/>
+      </w:pPr>
+      <w:r>
+        <w:rPr>
+          <w:rFonts w:ascii="Calibri" w:hAnsi="Calibri" w:cs="Arial"/>
+          <w:sz w:val="24"/>
+          <w:szCs w:val="24"/>
+        </w:rPr>
+        <w:t xml:space="preserve">• </w:t>
+      </w:r>
+      <w:r>
+        <w:rPr>
+          <w:rFonts w:ascii="Calibri" w:hAnsi="Calibri" w:cs="Arial"/>
+          <w:b/>
+          <w:bCs/>
+          <w:sz w:val="24"/>
+          <w:szCs w:val="24"/>
+        </w:rPr>
+        <w:t xml:space="preserve">Independence:</w:t>
+      </w:r>
+      <w:r>
+        <w:rPr>
+          <w:rFonts w:ascii="Calibri" w:hAnsi="Calibri" w:cs="Arial"/>
+          <w:sz w:val="24"/>
+          <w:szCs w:val="24"/>
+        </w:rPr>
+        <w:t xml:space="preserve"> The auditor does not audit his or her own activity.</w:t>
       </w:r>
     </w:p>
     <w:p>
@@ -479,6 +717,38 @@
         <w:ind w:left="709" w:right="0"/>
         <w:jc w:val="both"/>
       </w:pPr>
+      <w:r>
+        <w:rPr>
+          <w:rFonts w:ascii="Calibri" w:hAnsi="Calibri" w:cs="Arial"/>
+          <w:sz w:val="24"/>
+          <w:szCs w:val="24"/>
+        </w:rPr>
+        <w:t xml:space="preserve">1.3. The programme is based on the importance of the processes, previous audit results, risks, changes, complaints and customer findings; high-risk processes (yarn, chemicals, metal control, social compliance) are audited more often.</w:t>
+      </w:r>
+    </w:p>
+    <w:p>
+      <w:pPr>
+        <w:pStyle w:val="ListeParagraf"/>
+        <w:spacing w:after="80"/>
+        <w:ind w:left="709" w:right="0"/>
+        <w:jc w:val="both"/>
+      </w:pPr>
+      <w:r>
+        <w:rPr>
+          <w:rFonts w:ascii="Calibri" w:hAnsi="Calibri" w:cs="Arial"/>
+          <w:sz w:val="24"/>
+          <w:szCs w:val="24"/>
+        </w:rPr>
+        <w:t xml:space="preserve">1.4. The programme is approved by the General Manager and announced to the departments. Unplanned audits are carried out when needed, for example after a serious complaint or incident.</w:t>
+      </w:r>
+    </w:p>
+    <w:p>
+      <w:pPr>
+        <w:pStyle w:val="ListeParagraf"/>
+        <w:spacing w:after="80"/>
+        <w:ind w:left="709" w:right="0"/>
+        <w:jc w:val="both"/>
+      </w:pPr>
     </w:p>
     <w:p>
       <w:pPr>
@@ -536,6 +806,22 @@
         <w:ind w:left="709" w:right="0"/>
         <w:jc w:val="both"/>
       </w:pPr>
+      <w:r>
+        <w:rPr>
+          <w:rFonts w:ascii="Calibri" w:hAnsi="Calibri" w:cs="Arial"/>
+          <w:sz w:val="24"/>
+          <w:szCs w:val="24"/>
+        </w:rPr>
+        <w:t xml:space="preserve">2.3. The auditor competence is verified in the skills matrix and renewed through periodic training and evaluation of audit performance.</w:t>
+      </w:r>
+    </w:p>
+    <w:p>
+      <w:pPr>
+        <w:pStyle w:val="ListeParagraf"/>
+        <w:spacing w:after="80"/>
+        <w:ind w:left="709" w:right="0"/>
+        <w:jc w:val="both"/>
+      </w:pPr>
     </w:p>
     <w:p>
       <w:pPr>
@@ -625,6 +911,38 @@
         <w:ind w:left="709" w:right="0"/>
         <w:jc w:val="both"/>
       </w:pPr>
+      <w:r>
+        <w:rPr>
+          <w:rFonts w:ascii="Calibri" w:hAnsi="Calibri" w:cs="Arial"/>
+          <w:sz w:val="24"/>
+          <w:szCs w:val="24"/>
+        </w:rPr>
+        <w:t xml:space="preserve">3.5. The audit checklist is risk-based and prepared clause by clause; open corrective actions and customer findings are added. Each finding is written factually with the situation, the criterion (clause), the evidence and the effect.</w:t>
+      </w:r>
+    </w:p>
+    <w:p>
+      <w:pPr>
+        <w:pStyle w:val="ListeParagraf"/>
+        <w:spacing w:after="80"/>
+        <w:ind w:left="709" w:right="0"/>
+        <w:jc w:val="both"/>
+      </w:pPr>
+      <w:r>
+        <w:rPr>
+          <w:rFonts w:ascii="Calibri" w:hAnsi="Calibri" w:cs="Arial"/>
+          <w:sz w:val="24"/>
+          <w:szCs w:val="24"/>
+        </w:rPr>
+        <w:t xml:space="preserve">3.6. Auditors follow the safety rules and PPE requirements of the area, are accompanied near moving machines and do not interrupt production; an urgent hazard found is reported immediately.</w:t>
+      </w:r>
+    </w:p>
+    <w:p>
+      <w:pPr>
+        <w:pStyle w:val="ListeParagraf"/>
+        <w:spacing w:after="80"/>
+        <w:ind w:left="709" w:right="0"/>
+        <w:jc w:val="both"/>
+      </w:pPr>
     </w:p>
     <w:p>
       <w:pPr>
@@ -656,7 +974,7 @@
           <w:sz w:val="24"/>
           <w:szCs w:val="24"/>
         </w:rPr>
-        <w:t xml:space="preserve">4.1. Any employee who detects a nonconformity reports it to their manager; it is recorded on the Nonconformity and Corrective Action Form (product nonconformities are handled according to EMS.QA.PRO.02.06.).</w:t>
+        <w:t xml:space="preserve">4.1. Any employee who detects a nonconformity reports it to their manager; it is recorded on the Nonconformity and Corrective Action Form (product nonconformities are handled according to EMS.KS.PRO.22.02.).</w:t>
       </w:r>
     </w:p>
     <w:p>
@@ -721,6 +1039,38 @@
           <w:szCs w:val="24"/>
         </w:rPr>
         <w:t xml:space="preserve">4.5. Where needed, risk assessments, documents and training are updated as part of the corrective action.</w:t>
+      </w:r>
+    </w:p>
+    <w:p>
+      <w:pPr>
+        <w:pStyle w:val="ListeParagraf"/>
+        <w:spacing w:after="80"/>
+        <w:ind w:left="709" w:right="0"/>
+        <w:jc w:val="both"/>
+      </w:pPr>
+      <w:r>
+        <w:rPr>
+          <w:rFonts w:ascii="Calibri" w:hAnsi="Calibri" w:cs="Arial"/>
+          <w:sz w:val="24"/>
+          <w:szCs w:val="24"/>
+        </w:rPr>
+        <w:t xml:space="preserve">4.6. For a major nonconformity, the activity at risk is stopped or brought under control immediately and the Quality Assurance Manager is informed on the same day. The department submits the root cause and the corrective action plan within 10 working days.</w:t>
+      </w:r>
+    </w:p>
+    <w:p>
+      <w:pPr>
+        <w:pStyle w:val="ListeParagraf"/>
+        <w:spacing w:after="80"/>
+        <w:ind w:left="709" w:right="0"/>
+        <w:jc w:val="both"/>
+      </w:pPr>
+      <w:r>
+        <w:rPr>
+          <w:rFonts w:ascii="Calibri" w:hAnsi="Calibri" w:cs="Arial"/>
+          <w:sz w:val="24"/>
+          <w:szCs w:val="24"/>
+        </w:rPr>
+        <w:t xml:space="preserve">4.7. Similar processes and departments are checked for the same weakness, and the extension of the action is decided.</w:t>
       </w:r>
     </w:p>
     <w:p>
@@ -803,6 +1153,38 @@
         <w:ind w:left="709" w:right="0"/>
         <w:jc w:val="both"/>
       </w:pPr>
+      <w:r>
+        <w:rPr>
+          <w:rFonts w:ascii="Calibri" w:hAnsi="Calibri" w:cs="Arial"/>
+          <w:sz w:val="24"/>
+          <w:szCs w:val="24"/>
+        </w:rPr>
+        <w:t xml:space="preserve">5.4. A finding is not closed without evidence and effectiveness verification. Overdue findings are escalated to the General Manager and the management review.</w:t>
+      </w:r>
+    </w:p>
+    <w:p>
+      <w:pPr>
+        <w:pStyle w:val="ListeParagraf"/>
+        <w:spacing w:after="80"/>
+        <w:ind w:left="709" w:right="0"/>
+        <w:jc w:val="both"/>
+      </w:pPr>
+      <w:r>
+        <w:rPr>
+          <w:rFonts w:ascii="Calibri" w:hAnsi="Calibri" w:cs="Arial"/>
+          <w:sz w:val="24"/>
+          <w:szCs w:val="24"/>
+        </w:rPr>
+        <w:t xml:space="preserve">5.5. Internal audit and customer findings are followed in one common register, with a single record for the number and status of each finding.</w:t>
+      </w:r>
+    </w:p>
+    <w:p>
+      <w:pPr>
+        <w:pStyle w:val="ListeParagraf"/>
+        <w:spacing w:after="80"/>
+        <w:ind w:left="709" w:right="0"/>
+        <w:jc w:val="both"/>
+      </w:pPr>
     </w:p>
     <w:p>
       <w:pPr>
@@ -818,7 +1200,23 @@
           <w:sz w:val="24"/>
           <w:szCs w:val="24"/>
         </w:rPr>
-        <w:t xml:space="preserve">6. RELATED DOCUMENTS AND RECORDS</w:t>
+        <w:t xml:space="preserve">6. CONTROL POINTS AND TARGETS</w:t>
+      </w:r>
+    </w:p>
+    <w:p>
+      <w:pPr>
+        <w:pStyle w:val="ListeParagraf"/>
+        <w:spacing w:after="80"/>
+        <w:ind w:left="709" w:right="0"/>
+        <w:jc w:val="both"/>
+      </w:pPr>
+      <w:r>
+        <w:rPr>
+          <w:rFonts w:ascii="Calibri" w:hAnsi="Calibri" w:cs="Arial"/>
+          <w:sz w:val="24"/>
+          <w:szCs w:val="24"/>
+        </w:rPr>
+        <w:t xml:space="preserve">6.1. Examples of control points, to be updated according to company policy and customer specifications:</w:t>
       </w:r>
     </w:p>
     <w:p>
@@ -837,7 +1235,7 @@
           <w:sz w:val="24"/>
           <w:szCs w:val="24"/>
         </w:rPr>
-        <w:t xml:space="preserve">Annual Internal Audit Programme and Audit Plans</w:t>
+        <w:t xml:space="preserve">Planned audits completed: 100% (yearly, monthly follow-up),</w:t>
       </w:r>
     </w:p>
     <w:p>
@@ -856,7 +1254,7 @@
           <w:sz w:val="24"/>
           <w:szCs w:val="24"/>
         </w:rPr>
-        <w:t xml:space="preserve">Internal Audit Reports and Qualified Auditor List</w:t>
+        <w:t xml:space="preserve">Audit report issued within 5 working days,</w:t>
       </w:r>
     </w:p>
     <w:p>
@@ -875,7 +1273,7 @@
           <w:sz w:val="24"/>
           <w:szCs w:val="24"/>
         </w:rPr>
-        <w:t xml:space="preserve">Nonconformity and Corrective Action Form and Register</w:t>
+        <w:t xml:space="preserve">Findings closed within the target time, with no overdue open findings,</w:t>
       </w:r>
     </w:p>
     <w:p>
@@ -894,7 +1292,7 @@
           <w:sz w:val="24"/>
           <w:szCs w:val="24"/>
         </w:rPr>
-        <w:t xml:space="preserve">EMS.QA.PRO.02.06. Nonconformity Notification Procedure</w:t>
+        <w:t xml:space="preserve">Repeated findings: at most 5% (yearly),</w:t>
       </w:r>
     </w:p>
     <w:p>
@@ -913,7 +1311,73 @@
           <w:sz w:val="24"/>
           <w:szCs w:val="24"/>
         </w:rPr>
-        <w:t xml:space="preserve">EMS OHS SP13 Internal OHS Audit Procedure and SP14 Management Review Procedure</w:t>
+        <w:t xml:space="preserve">At least four qualified auditors, with independent assignment to all departments.</w:t>
+      </w:r>
+    </w:p>
+    <w:p>
+      <w:pPr>
+        <w:pStyle w:val="ListeParagraf"/>
+        <w:spacing w:after="80"/>
+        <w:ind w:left="709" w:right="0"/>
+        <w:jc w:val="both"/>
+      </w:pPr>
+    </w:p>
+    <w:p>
+      <w:pPr>
+        <w:pStyle w:val="ListeParagraf"/>
+        <w:spacing w:before="120" w:after="60"/>
+        <w:ind w:left="709" w:right="0"/>
+      </w:pPr>
+      <w:r>
+        <w:rPr>
+          <w:rFonts w:ascii="Calibri" w:hAnsi="Calibri" w:cs="Arial"/>
+          <w:b/>
+          <w:bCs/>
+          <w:sz w:val="24"/>
+          <w:szCs w:val="24"/>
+        </w:rPr>
+        <w:t xml:space="preserve">7. RECORD KEEPING</w:t>
+      </w:r>
+    </w:p>
+    <w:p>
+      <w:pPr>
+        <w:pStyle w:val="ListeParagraf"/>
+        <w:spacing w:after="80"/>
+        <w:ind w:left="709" w:right="0"/>
+        <w:jc w:val="both"/>
+      </w:pPr>
+      <w:r>
+        <w:rPr>
+          <w:rFonts w:ascii="Calibri" w:hAnsi="Calibri" w:cs="Arial"/>
+          <w:sz w:val="24"/>
+          <w:szCs w:val="24"/>
+        </w:rPr>
+        <w:t xml:space="preserve">7.1. The audit programme, plans, reports, finding follow-up forms and the auditor competence records are kept for at least five years in the QMS.</w:t>
+      </w:r>
+    </w:p>
+    <w:p>
+      <w:pPr>
+        <w:pStyle w:val="ListeParagraf"/>
+        <w:spacing w:after="80"/>
+        <w:ind w:left="709" w:right="0"/>
+        <w:jc w:val="both"/>
+      </w:pPr>
+    </w:p>
+    <w:p>
+      <w:pPr>
+        <w:pStyle w:val="ListeParagraf"/>
+        <w:spacing w:before="120" w:after="60"/>
+        <w:ind w:left="709" w:right="0"/>
+      </w:pPr>
+      <w:r>
+        <w:rPr>
+          <w:rFonts w:ascii="Calibri" w:hAnsi="Calibri" w:cs="Arial"/>
+          <w:b/>
+          <w:bCs/>
+          <w:sz w:val="24"/>
+          <w:szCs w:val="24"/>
+        </w:rPr>
+        <w:t xml:space="preserve">8. RELATED DOCUMENTS AND RECORDS</w:t>
       </w:r>
     </w:p>
     <w:p>
@@ -932,971 +1396,7 @@
           <w:sz w:val="24"/>
           <w:szCs w:val="24"/>
         </w:rPr>
-        <w:t xml:space="preserve">EMS.QA.PRO.02.10. Customer Complaint Handling Procedure</w:t>
-      </w:r>
-    </w:p>
-    <w:p>
-      <w:pPr>
-        <w:pStyle w:val="ListeParagraf"/>
-        <w:spacing w:after="80"/>
-        <w:ind w:left="709" w:right="0"/>
-        <w:jc w:val="both"/>
-      </w:pPr>
-    </w:p>
-    <w:p>
-      <w:pPr>
-        <w:pStyle w:val="ListeParagraf"/>
-        <w:spacing w:before="120" w:after="60"/>
-        <w:ind w:left="709" w:right="0"/>
-      </w:pPr>
-      <w:r>
-        <w:rPr>
-          <w:rFonts w:ascii="Calibri" w:hAnsi="Calibri" w:cs="Arial"/>
-          <w:b/>
-          <w:bCs/>
-          <w:sz w:val="24"/>
-          <w:szCs w:val="24"/>
-        </w:rPr>
-        <w:t xml:space="preserve">7. FEEDBACK AND MONITORING</w:t>
-      </w:r>
-    </w:p>
-    <w:p>
-      <w:pPr>
-        <w:pStyle w:val="ListeParagraf"/>
-        <w:spacing w:after="80"/>
-        <w:ind w:left="709" w:right="0"/>
-        <w:jc w:val="both"/>
-      </w:pPr>
-      <w:r>
-        <w:rPr>
-          <w:rFonts w:ascii="Calibri" w:hAnsi="Calibri" w:cs="Arial"/>
-          <w:sz w:val="24"/>
-          <w:szCs w:val="24"/>
-        </w:rPr>
-        <w:t xml:space="preserve">This procedure is reviewed every year by the Management System Coordinator. Results of external audits, the management review and suggestions from auditors and departments are evaluated and the procedure is revised when necessary.</w:t>
-      </w:r>
-    </w:p>
-    <w:p>
-      <w:r>
-        <w:br w:type="page"/>
-      </w:r>
-    </w:p>
-    <w:p>
-      <w:pPr>
-        <w:pStyle w:val="ListeParagraf"/>
-        <w:bidi/>
-        <w:spacing w:before="120" w:after="60"/>
-        <w:ind w:left="0" w:right="709"/>
-      </w:pPr>
-      <w:r>
-        <w:rPr>
-          <w:rFonts w:ascii="Calibri" w:hAnsi="Calibri" w:cs="Arial"/>
-          <w:b/>
-          <w:bCs/>
-          <w:rtl/>
-          <w:sz w:val="24"/>
-          <w:szCs w:val="24"/>
-        </w:rPr>
-        <w:t xml:space="preserve">الغرض</w:t>
-      </w:r>
-    </w:p>
-    <w:p>
-      <w:pPr>
-        <w:pStyle w:val="ListeParagraf"/>
-        <w:bidi/>
-        <w:spacing w:after="80"/>
-        <w:ind w:left="0" w:right="709"/>
-        <w:jc w:val="both"/>
-      </w:pPr>
-      <w:r>
-        <w:rPr>
-          <w:rFonts w:ascii="Calibri" w:hAnsi="Calibri" w:cs="Arial"/>
-          <w:rtl/>
-          <w:sz w:val="24"/>
-          <w:szCs w:val="24"/>
-        </w:rPr>
-        <w:t xml:space="preserve">يحدد هذا الإجراء كيفية تخطيط التدقيق الداخلي لنظام الإدارة المتكامل وتنفيذه، وكيفية تسجيل حالات عدم المطابقة من أي مصدر وتحليلها وتصحيحها والتحقق منها في شركة إيروغلو للتريكو (EMS)، وذلك لضمان فعالية النظام ومنع التكرار.</w:t>
-      </w:r>
-    </w:p>
-    <w:p>
-      <w:pPr>
-        <w:pStyle w:val="ListeParagraf"/>
-        <w:bidi/>
-        <w:spacing w:after="80"/>
-        <w:ind w:left="0" w:right="709"/>
-        <w:jc w:val="both"/>
-      </w:pPr>
-    </w:p>
-    <w:p>
-      <w:pPr>
-        <w:pStyle w:val="ListeParagraf"/>
-        <w:bidi/>
-        <w:spacing w:before="120" w:after="60"/>
-        <w:ind w:left="0" w:right="709"/>
-      </w:pPr>
-      <w:r>
-        <w:rPr>
-          <w:rFonts w:ascii="Calibri" w:hAnsi="Calibri" w:cs="Arial"/>
-          <w:b/>
-          <w:bCs/>
-          <w:rtl/>
-          <w:sz w:val="24"/>
-          <w:szCs w:val="24"/>
-        </w:rPr>
-        <w:t xml:space="preserve">النطاق</w:t>
-      </w:r>
-    </w:p>
-    <w:p>
-      <w:pPr>
-        <w:pStyle w:val="ListeParagraf"/>
-        <w:bidi/>
-        <w:spacing w:after="80"/>
-        <w:ind w:left="0" w:right="709"/>
-        <w:jc w:val="both"/>
-      </w:pPr>
-      <w:r>
-        <w:rPr>
-          <w:rFonts w:ascii="Calibri" w:hAnsi="Calibri" w:cs="Arial"/>
-          <w:rtl/>
-          <w:sz w:val="24"/>
-          <w:szCs w:val="24"/>
-        </w:rPr>
-        <w:t xml:space="preserve">يشمل هذا الإجراء التدقيق الداخلي وفق ISO 9001 وISO 14001 وISO 45001 ومتطلبات الامتثال الاجتماعي، وحالات عدم المطابقة الناتجة عن التدقيق (الداخلي وتدقيق العملاء والطرف الثاني والطرف الثالث) وشكاوى العملاء وإخفاقات العمليات والمنتجات والحوادث وعدم الامتثال القانوني.</w:t>
-      </w:r>
-    </w:p>
-    <w:p>
-      <w:pPr>
-        <w:pStyle w:val="ListeParagraf"/>
-        <w:bidi/>
-        <w:spacing w:after="80"/>
-        <w:ind w:left="0" w:right="709"/>
-        <w:jc w:val="both"/>
-      </w:pPr>
-    </w:p>
-    <w:p>
-      <w:pPr>
-        <w:pStyle w:val="ListeParagraf"/>
-        <w:bidi/>
-        <w:spacing w:before="120" w:after="60"/>
-        <w:ind w:left="0" w:right="709"/>
-      </w:pPr>
-      <w:r>
-        <w:rPr>
-          <w:rFonts w:ascii="Calibri" w:hAnsi="Calibri" w:cs="Arial"/>
-          <w:b/>
-          <w:bCs/>
-          <w:rtl/>
-          <w:sz w:val="24"/>
-          <w:szCs w:val="24"/>
-        </w:rPr>
-        <w:t xml:space="preserve">المسؤوليات</w:t>
-      </w:r>
-    </w:p>
-    <w:p>
-      <w:pPr>
-        <w:pStyle w:val="ListeParagraf"/>
-        <w:bidi/>
-        <w:spacing w:after="80"/>
-        <w:ind w:left="0" w:right="709"/>
-        <w:jc w:val="both"/>
-      </w:pPr>
-      <w:r>
-        <w:rPr>
-          <w:rFonts w:ascii="Calibri" w:hAnsi="Calibri" w:cs="Arial"/>
-          <w:rtl/>
-          <w:sz w:val="24"/>
-          <w:szCs w:val="24"/>
-        </w:rPr>
-        <w:t xml:space="preserve">• </w:t>
-      </w:r>
-      <w:r>
-        <w:rPr>
-          <w:rFonts w:ascii="Calibri" w:hAnsi="Calibri" w:cs="Arial"/>
-          <w:b/>
-          <w:bCs/>
-          <w:rtl/>
-          <w:sz w:val="24"/>
-          <w:szCs w:val="24"/>
-        </w:rPr>
-        <w:t xml:space="preserve">المدير العام:</w:t>
-      </w:r>
-      <w:r>
-        <w:rPr>
-          <w:rFonts w:ascii="Calibri" w:hAnsi="Calibri" w:cs="Arial"/>
-          <w:rtl/>
-          <w:sz w:val="24"/>
-          <w:szCs w:val="24"/>
-        </w:rPr>
-        <w:t xml:space="preserve"> يعتمد برنامج التدقيق السنوي ويوفر الموارد اللازمة للإجراءات التصحيحية.</w:t>
-      </w:r>
-    </w:p>
-    <w:p>
-      <w:pPr>
-        <w:pStyle w:val="ListeParagraf"/>
-        <w:bidi/>
-        <w:spacing w:after="80"/>
-        <w:ind w:left="0" w:right="709"/>
-        <w:jc w:val="both"/>
-      </w:pPr>
-      <w:r>
-        <w:rPr>
-          <w:rFonts w:ascii="Calibri" w:hAnsi="Calibri" w:cs="Arial"/>
-          <w:rtl/>
-          <w:sz w:val="24"/>
-          <w:szCs w:val="24"/>
-        </w:rPr>
-        <w:t xml:space="preserve">• </w:t>
-      </w:r>
-      <w:r>
-        <w:rPr>
-          <w:rFonts w:ascii="Calibri" w:hAnsi="Calibri" w:cs="Arial"/>
-          <w:b/>
-          <w:bCs/>
-          <w:rtl/>
-          <w:sz w:val="24"/>
-          <w:szCs w:val="24"/>
-        </w:rPr>
-        <w:t xml:space="preserve">منسق نظام الإدارة:</w:t>
-      </w:r>
-      <w:r>
-        <w:rPr>
-          <w:rFonts w:ascii="Calibri" w:hAnsi="Calibri" w:cs="Arial"/>
-          <w:rtl/>
-          <w:sz w:val="24"/>
-          <w:szCs w:val="24"/>
-        </w:rPr>
-        <w:t xml:space="preserve"> يعد برنامج التدقيق ويكلف المدققين ويحتفظ بسجل عدم المطابقة والإجراءات التصحيحية ويتابع الإجراءات حتى إغلاقها.</w:t>
-      </w:r>
-    </w:p>
-    <w:p>
-      <w:pPr>
-        <w:pStyle w:val="ListeParagraf"/>
-        <w:bidi/>
-        <w:spacing w:after="80"/>
-        <w:ind w:left="0" w:right="709"/>
-        <w:jc w:val="both"/>
-      </w:pPr>
-      <w:r>
-        <w:rPr>
-          <w:rFonts w:ascii="Calibri" w:hAnsi="Calibri" w:cs="Arial"/>
-          <w:rtl/>
-          <w:sz w:val="24"/>
-          <w:szCs w:val="24"/>
-        </w:rPr>
-        <w:t xml:space="preserve">• </w:t>
-      </w:r>
-      <w:r>
-        <w:rPr>
-          <w:rFonts w:ascii="Calibri" w:hAnsi="Calibri" w:cs="Arial"/>
-          <w:b/>
-          <w:bCs/>
-          <w:rtl/>
-          <w:sz w:val="24"/>
-          <w:szCs w:val="24"/>
-        </w:rPr>
-        <w:t xml:space="preserve">المدققون الداخليون:</w:t>
-      </w:r>
-      <w:r>
-        <w:rPr>
-          <w:rFonts w:ascii="Calibri" w:hAnsi="Calibri" w:cs="Arial"/>
-          <w:rtl/>
-          <w:sz w:val="24"/>
-          <w:szCs w:val="24"/>
-        </w:rPr>
-        <w:t xml:space="preserve"> يخططون للتدقيق وينفذونه بحياد، ويسجلون الملاحظات بأدلة موضوعية، ويتحققون من الإجراءات التصحيحية.</w:t>
-      </w:r>
-    </w:p>
-    <w:p>
-      <w:pPr>
-        <w:pStyle w:val="ListeParagraf"/>
-        <w:bidi/>
-        <w:spacing w:after="80"/>
-        <w:ind w:left="0" w:right="709"/>
-        <w:jc w:val="both"/>
-      </w:pPr>
-      <w:r>
-        <w:rPr>
-          <w:rFonts w:ascii="Calibri" w:hAnsi="Calibri" w:cs="Arial"/>
-          <w:rtl/>
-          <w:sz w:val="24"/>
-          <w:szCs w:val="24"/>
-        </w:rPr>
-        <w:t xml:space="preserve">• </w:t>
-      </w:r>
-      <w:r>
-        <w:rPr>
-          <w:rFonts w:ascii="Calibri" w:hAnsi="Calibri" w:cs="Arial"/>
-          <w:b/>
-          <w:bCs/>
-          <w:rtl/>
-          <w:sz w:val="24"/>
-          <w:szCs w:val="24"/>
-        </w:rPr>
-        <w:t xml:space="preserve">مديرو الأقسام:</w:t>
-      </w:r>
-      <w:r>
-        <w:rPr>
-          <w:rFonts w:ascii="Calibri" w:hAnsi="Calibri" w:cs="Arial"/>
-          <w:rtl/>
-          <w:sz w:val="24"/>
-          <w:szCs w:val="24"/>
-        </w:rPr>
-        <w:t xml:space="preserve"> يشاركون في التدقيق، ويحللون الأسباب الجذرية، وينفذون الإجراءات التصحيحية في مناطقهم في المواعيد المتفق عليها.</w:t>
-      </w:r>
-    </w:p>
-    <w:p>
-      <w:pPr>
-        <w:pStyle w:val="ListeParagraf"/>
-        <w:bidi/>
-        <w:spacing w:after="80"/>
-        <w:ind w:left="0" w:right="709"/>
-        <w:jc w:val="both"/>
-      </w:pPr>
-    </w:p>
-    <w:p>
-      <w:pPr>
-        <w:pStyle w:val="ListeParagraf"/>
-        <w:bidi/>
-        <w:spacing w:before="120" w:after="60"/>
-        <w:ind w:left="0" w:right="709"/>
-      </w:pPr>
-      <w:r>
-        <w:rPr>
-          <w:rFonts w:ascii="Calibri" w:hAnsi="Calibri" w:cs="Arial"/>
-          <w:b/>
-          <w:bCs/>
-          <w:rtl/>
-          <w:sz w:val="24"/>
-          <w:szCs w:val="24"/>
-        </w:rPr>
-        <w:t xml:space="preserve">التعريفات</w:t>
-      </w:r>
-    </w:p>
-    <w:p>
-      <w:pPr>
-        <w:pStyle w:val="ListeParagraf"/>
-        <w:bidi/>
-        <w:spacing w:after="80"/>
-        <w:ind w:left="0" w:right="709"/>
-        <w:jc w:val="both"/>
-      </w:pPr>
-      <w:r>
-        <w:rPr>
-          <w:rFonts w:ascii="Calibri" w:hAnsi="Calibri" w:cs="Arial"/>
-          <w:rtl/>
-          <w:sz w:val="24"/>
-          <w:szCs w:val="24"/>
-        </w:rPr>
-        <w:t xml:space="preserve">• </w:t>
-      </w:r>
-      <w:r>
-        <w:rPr>
-          <w:rFonts w:ascii="Calibri" w:hAnsi="Calibri" w:cs="Arial"/>
-          <w:b/>
-          <w:bCs/>
-          <w:rtl/>
-          <w:sz w:val="24"/>
-          <w:szCs w:val="24"/>
-        </w:rPr>
-        <w:t xml:space="preserve">عدم المطابقة:</w:t>
-      </w:r>
-      <w:r>
-        <w:rPr>
-          <w:rFonts w:ascii="Calibri" w:hAnsi="Calibri" w:cs="Arial"/>
-          <w:rtl/>
-          <w:sz w:val="24"/>
-          <w:szCs w:val="24"/>
-        </w:rPr>
-        <w:t xml:space="preserve"> عدم استيفاء متطلب (معياري أو قانوني أو خاص بالعميل أو داخلي).</w:t>
-      </w:r>
-    </w:p>
-    <w:p>
-      <w:pPr>
-        <w:pStyle w:val="ListeParagraf"/>
-        <w:bidi/>
-        <w:spacing w:after="80"/>
-        <w:ind w:left="0" w:right="709"/>
-        <w:jc w:val="both"/>
-      </w:pPr>
-      <w:r>
-        <w:rPr>
-          <w:rFonts w:ascii="Calibri" w:hAnsi="Calibri" w:cs="Arial"/>
-          <w:rtl/>
-          <w:sz w:val="24"/>
-          <w:szCs w:val="24"/>
-        </w:rPr>
-        <w:t xml:space="preserve">• </w:t>
-      </w:r>
-      <w:r>
-        <w:rPr>
-          <w:rFonts w:ascii="Calibri" w:hAnsi="Calibri" w:cs="Arial"/>
-          <w:b/>
-          <w:bCs/>
-          <w:rtl/>
-          <w:sz w:val="24"/>
-          <w:szCs w:val="24"/>
-        </w:rPr>
-        <w:t xml:space="preserve">التصحيح:</w:t>
-      </w:r>
-      <w:r>
-        <w:rPr>
-          <w:rFonts w:ascii="Calibri" w:hAnsi="Calibri" w:cs="Arial"/>
-          <w:rtl/>
-          <w:sz w:val="24"/>
-          <w:szCs w:val="24"/>
-        </w:rPr>
-        <w:t xml:space="preserve"> إجراء فوري يُتخذ لإزالة حالة عدم مطابقة مكتشفة.</w:t>
-      </w:r>
-    </w:p>
-    <w:p>
-      <w:pPr>
-        <w:pStyle w:val="ListeParagraf"/>
-        <w:bidi/>
-        <w:spacing w:after="80"/>
-        <w:ind w:left="0" w:right="709"/>
-        <w:jc w:val="both"/>
-      </w:pPr>
-      <w:r>
-        <w:rPr>
-          <w:rFonts w:ascii="Calibri" w:hAnsi="Calibri" w:cs="Arial"/>
-          <w:rtl/>
-          <w:sz w:val="24"/>
-          <w:szCs w:val="24"/>
-        </w:rPr>
-        <w:t xml:space="preserve">• </w:t>
-      </w:r>
-      <w:r>
-        <w:rPr>
-          <w:rFonts w:ascii="Calibri" w:hAnsi="Calibri" w:cs="Arial"/>
-          <w:b/>
-          <w:bCs/>
-          <w:rtl/>
-          <w:sz w:val="24"/>
-          <w:szCs w:val="24"/>
-        </w:rPr>
-        <w:t xml:space="preserve">الإجراء التصحيحي:</w:t>
-      </w:r>
-      <w:r>
-        <w:rPr>
-          <w:rFonts w:ascii="Calibri" w:hAnsi="Calibri" w:cs="Arial"/>
-          <w:rtl/>
-          <w:sz w:val="24"/>
-          <w:szCs w:val="24"/>
-        </w:rPr>
-        <w:t xml:space="preserve"> إجراء يُتخذ لإزالة السبب الجذري لعدم المطابقة ومنع تكرارها.</w:t>
-      </w:r>
-    </w:p>
-    <w:p>
-      <w:pPr>
-        <w:pStyle w:val="ListeParagraf"/>
-        <w:bidi/>
-        <w:spacing w:after="80"/>
-        <w:ind w:left="0" w:right="709"/>
-        <w:jc w:val="both"/>
-      </w:pPr>
-      <w:r>
-        <w:rPr>
-          <w:rFonts w:ascii="Calibri" w:hAnsi="Calibri" w:cs="Arial"/>
-          <w:rtl/>
-          <w:sz w:val="24"/>
-          <w:szCs w:val="24"/>
-        </w:rPr>
-        <w:t xml:space="preserve">• </w:t>
-      </w:r>
-      <w:r>
-        <w:rPr>
-          <w:rFonts w:ascii="Calibri" w:hAnsi="Calibri" w:cs="Arial"/>
-          <w:b/>
-          <w:bCs/>
-          <w:rtl/>
-          <w:sz w:val="24"/>
-          <w:szCs w:val="24"/>
-        </w:rPr>
-        <w:t xml:space="preserve">الملاحظة / فرصة التحسين:</w:t>
-      </w:r>
-      <w:r>
-        <w:rPr>
-          <w:rFonts w:ascii="Calibri" w:hAnsi="Calibri" w:cs="Arial"/>
-          <w:rtl/>
-          <w:sz w:val="24"/>
-          <w:szCs w:val="24"/>
-        </w:rPr>
-        <w:t xml:space="preserve"> نتيجة لا تُعد عدم مطابقة لكنها قد تصبح كذلك أو قد تحسن الأداء.</w:t>
-      </w:r>
-    </w:p>
-    <w:p>
-      <w:pPr>
-        <w:pStyle w:val="ListeParagraf"/>
-        <w:bidi/>
-        <w:spacing w:after="80"/>
-        <w:ind w:left="0" w:right="709"/>
-        <w:jc w:val="both"/>
-      </w:pPr>
-    </w:p>
-    <w:p>
-      <w:pPr>
-        <w:pStyle w:val="ListeParagraf"/>
-        <w:bidi/>
-        <w:spacing w:before="120" w:after="60"/>
-        <w:ind w:left="0" w:right="709"/>
-      </w:pPr>
-      <w:r>
-        <w:rPr>
-          <w:rFonts w:ascii="Calibri" w:hAnsi="Calibri" w:cs="Arial"/>
-          <w:b/>
-          <w:bCs/>
-          <w:rtl/>
-          <w:sz w:val="24"/>
-          <w:szCs w:val="24"/>
-        </w:rPr>
-        <w:t xml:space="preserve">العمليات الرئيسية والفرعية</w:t>
-      </w:r>
-    </w:p>
-    <w:p>
-      <w:pPr>
-        <w:pStyle w:val="ListeParagraf"/>
-        <w:bidi/>
-        <w:spacing w:before="120" w:after="60"/>
-        <w:ind w:left="0" w:right="709"/>
-      </w:pPr>
-      <w:r>
-        <w:rPr>
-          <w:rFonts w:ascii="Calibri" w:hAnsi="Calibri" w:cs="Arial"/>
-          <w:b/>
-          <w:bCs/>
-          <w:rtl/>
-          <w:sz w:val="24"/>
-          <w:szCs w:val="24"/>
-        </w:rPr>
-        <w:t xml:space="preserve">1. برنامج التدقيق</w:t>
-      </w:r>
-    </w:p>
-    <w:p>
-      <w:pPr>
-        <w:pStyle w:val="ListeParagraf"/>
-        <w:bidi/>
-        <w:spacing w:after="80"/>
-        <w:ind w:left="0" w:right="709"/>
-        <w:jc w:val="both"/>
-      </w:pPr>
-      <w:r>
-        <w:rPr>
-          <w:rFonts w:ascii="Calibri" w:hAnsi="Calibri" w:cs="Arial"/>
-          <w:rtl/>
-          <w:sz w:val="24"/>
-          <w:szCs w:val="24"/>
-        </w:rPr>
-        <w:t xml:space="preserve">1.1. في بداية كل عام يعد منسق نظام الإدارة برنامج تدقيق سنويًا بحيث تُدقق كل عملية وكل وردية مرة واحدة سنويًا على الأقل.</w:t>
-      </w:r>
-    </w:p>
-    <w:p>
-      <w:pPr>
-        <w:pStyle w:val="ListeParagraf"/>
-        <w:bidi/>
-        <w:spacing w:after="80"/>
-        <w:ind w:left="0" w:right="709"/>
-        <w:jc w:val="both"/>
-      </w:pPr>
-      <w:r>
-        <w:rPr>
-          <w:rFonts w:ascii="Calibri" w:hAnsi="Calibri" w:cs="Arial"/>
-          <w:rtl/>
-          <w:sz w:val="24"/>
-          <w:szCs w:val="24"/>
-        </w:rPr>
-        <w:t xml:space="preserve">1.2. تُدقق العمليات ذات المخاطر العالية أو التي سبق فيها عدم مطابقة أو شكاوى عملاء بتكرار أكبر.</w:t>
-      </w:r>
-    </w:p>
-    <w:p>
-      <w:pPr>
-        <w:pStyle w:val="ListeParagraf"/>
-        <w:bidi/>
-        <w:spacing w:after="80"/>
-        <w:ind w:left="0" w:right="709"/>
-        <w:jc w:val="both"/>
-      </w:pPr>
-    </w:p>
-    <w:p>
-      <w:pPr>
-        <w:pStyle w:val="ListeParagraf"/>
-        <w:bidi/>
-        <w:spacing w:before="120" w:after="60"/>
-        <w:ind w:left="0" w:right="709"/>
-      </w:pPr>
-      <w:r>
-        <w:rPr>
-          <w:rFonts w:ascii="Calibri" w:hAnsi="Calibri" w:cs="Arial"/>
-          <w:b/>
-          <w:bCs/>
-          <w:rtl/>
-          <w:sz w:val="24"/>
-          <w:szCs w:val="24"/>
-        </w:rPr>
-        <w:t xml:space="preserve">2. كفاءة المدققين</w:t>
-      </w:r>
-    </w:p>
-    <w:p>
-      <w:pPr>
-        <w:pStyle w:val="ListeParagraf"/>
-        <w:bidi/>
-        <w:spacing w:after="80"/>
-        <w:ind w:left="0" w:right="709"/>
-        <w:jc w:val="both"/>
-      </w:pPr>
-      <w:r>
-        <w:rPr>
-          <w:rFonts w:ascii="Calibri" w:hAnsi="Calibri" w:cs="Arial"/>
-          <w:rtl/>
-          <w:sz w:val="24"/>
-          <w:szCs w:val="24"/>
-        </w:rPr>
-        <w:t xml:space="preserve">2.1. يُدرب المدققون الداخليون على ISO 9001 وISO 14001 وISO 45001 وأساليب التدقيق، وتُحفظ قائمة المدققين المؤهلين.</w:t>
-      </w:r>
-    </w:p>
-    <w:p>
-      <w:pPr>
-        <w:pStyle w:val="ListeParagraf"/>
-        <w:bidi/>
-        <w:spacing w:after="80"/>
-        <w:ind w:left="0" w:right="709"/>
-        <w:jc w:val="both"/>
-      </w:pPr>
-      <w:r>
-        <w:rPr>
-          <w:rFonts w:ascii="Calibri" w:hAnsi="Calibri" w:cs="Arial"/>
-          <w:rtl/>
-          <w:sz w:val="24"/>
-          <w:szCs w:val="24"/>
-        </w:rPr>
-        <w:t xml:space="preserve">2.2. لا يدقق المدققون عملهم أو أقسامهم، لضمان الموضوعية والحياد.</w:t>
-      </w:r>
-    </w:p>
-    <w:p>
-      <w:pPr>
-        <w:pStyle w:val="ListeParagraf"/>
-        <w:bidi/>
-        <w:spacing w:after="80"/>
-        <w:ind w:left="0" w:right="709"/>
-        <w:jc w:val="both"/>
-      </w:pPr>
-    </w:p>
-    <w:p>
-      <w:pPr>
-        <w:pStyle w:val="ListeParagraf"/>
-        <w:bidi/>
-        <w:spacing w:before="120" w:after="60"/>
-        <w:ind w:left="0" w:right="709"/>
-      </w:pPr>
-      <w:r>
-        <w:rPr>
-          <w:rFonts w:ascii="Calibri" w:hAnsi="Calibri" w:cs="Arial"/>
-          <w:b/>
-          <w:bCs/>
-          <w:rtl/>
-          <w:sz w:val="24"/>
-          <w:szCs w:val="24"/>
-        </w:rPr>
-        <w:t xml:space="preserve">3. تنفيذ التدقيق</w:t>
-      </w:r>
-    </w:p>
-    <w:p>
-      <w:pPr>
-        <w:pStyle w:val="ListeParagraf"/>
-        <w:bidi/>
-        <w:spacing w:after="80"/>
-        <w:ind w:left="0" w:right="709"/>
-        <w:jc w:val="both"/>
-      </w:pPr>
-      <w:r>
-        <w:rPr>
-          <w:rFonts w:ascii="Calibri" w:hAnsi="Calibri" w:cs="Arial"/>
-          <w:rtl/>
-          <w:sz w:val="24"/>
-          <w:szCs w:val="24"/>
-        </w:rPr>
-        <w:t xml:space="preserve">3.1. تُرسل خطة التدقيق (التاريخ والنطاق والمعايير والمدققون) إلى القسم الخاضع للتدقيق قبل أسبوع على الأقل من موعد التدقيق.</w:t>
-      </w:r>
-    </w:p>
-    <w:p>
-      <w:pPr>
-        <w:pStyle w:val="ListeParagraf"/>
-        <w:bidi/>
-        <w:spacing w:after="80"/>
-        <w:ind w:left="0" w:right="709"/>
-        <w:jc w:val="both"/>
-      </w:pPr>
-      <w:r>
-        <w:rPr>
-          <w:rFonts w:ascii="Calibri" w:hAnsi="Calibri" w:cs="Arial"/>
-          <w:rtl/>
-          <w:sz w:val="24"/>
-          <w:szCs w:val="24"/>
-        </w:rPr>
-        <w:t xml:space="preserve">3.2. يبدأ التدقيق باجتماع افتتاحي، وتُجمع الأدلة من خلال المقابلات والملاحظة ومراجعة السجلات، بما في ذلك في أرضية الإنتاج.</w:t>
-      </w:r>
-    </w:p>
-    <w:p>
-      <w:pPr>
-        <w:pStyle w:val="ListeParagraf"/>
-        <w:bidi/>
-        <w:spacing w:after="80"/>
-        <w:ind w:left="0" w:right="709"/>
-        <w:jc w:val="both"/>
-      </w:pPr>
-      <w:r>
-        <w:rPr>
-          <w:rFonts w:ascii="Calibri" w:hAnsi="Calibri" w:cs="Arial"/>
-          <w:rtl/>
-          <w:sz w:val="24"/>
-          <w:szCs w:val="24"/>
-        </w:rPr>
-        <w:t xml:space="preserve">3.3. في الاجتماع الختامي تُشرح الملاحظات وتُصنف إلى عدم مطابقة كبرى أو عدم مطابقة صغرى أو ملاحظة.</w:t>
-      </w:r>
-    </w:p>
-    <w:p>
-      <w:pPr>
-        <w:pStyle w:val="ListeParagraf"/>
-        <w:bidi/>
-        <w:spacing w:after="80"/>
-        <w:ind w:left="0" w:right="709"/>
-        <w:jc w:val="both"/>
-      </w:pPr>
-      <w:r>
-        <w:rPr>
-          <w:rFonts w:ascii="Calibri" w:hAnsi="Calibri" w:cs="Arial"/>
-          <w:rtl/>
-          <w:sz w:val="24"/>
-          <w:szCs w:val="24"/>
-        </w:rPr>
-        <w:t xml:space="preserve">3.4. يُصدر تقرير التدقيق خلال 5 أيام عمل، وتُدخل حالات عدم المطابقة في سجل عدم المطابقة والإجراءات التصحيحية.</w:t>
-      </w:r>
-    </w:p>
-    <w:p>
-      <w:pPr>
-        <w:pStyle w:val="ListeParagraf"/>
-        <w:bidi/>
-        <w:spacing w:after="80"/>
-        <w:ind w:left="0" w:right="709"/>
-        <w:jc w:val="both"/>
-      </w:pPr>
-    </w:p>
-    <w:p>
-      <w:pPr>
-        <w:pStyle w:val="ListeParagraf"/>
-        <w:bidi/>
-        <w:spacing w:before="120" w:after="60"/>
-        <w:ind w:left="0" w:right="709"/>
-      </w:pPr>
-      <w:r>
-        <w:rPr>
-          <w:rFonts w:ascii="Calibri" w:hAnsi="Calibri" w:cs="Arial"/>
-          <w:b/>
-          <w:bCs/>
-          <w:rtl/>
-          <w:sz w:val="24"/>
-          <w:szCs w:val="24"/>
-        </w:rPr>
-        <w:t xml:space="preserve">4. عدم المطابقة والإجراء التصحيحي</w:t>
-      </w:r>
-    </w:p>
-    <w:p>
-      <w:pPr>
-        <w:pStyle w:val="ListeParagraf"/>
-        <w:bidi/>
-        <w:spacing w:after="80"/>
-        <w:ind w:left="0" w:right="709"/>
-        <w:jc w:val="both"/>
-      </w:pPr>
-      <w:r>
-        <w:rPr>
-          <w:rFonts w:ascii="Calibri" w:hAnsi="Calibri" w:cs="Arial"/>
-          <w:rtl/>
-          <w:sz w:val="24"/>
-          <w:szCs w:val="24"/>
-        </w:rPr>
-        <w:t xml:space="preserve">4.1. يبلغ أي موظف يكتشف عدم مطابقة مديره، وتُسجل في نموذج عدم المطابقة والإجراء التصحيحي (تُعالج حالات عدم مطابقة المنتج وفق EMS.QA.PRO.02.06.).</w:t>
-      </w:r>
-    </w:p>
-    <w:p>
-      <w:pPr>
-        <w:pStyle w:val="ListeParagraf"/>
-        <w:bidi/>
-        <w:spacing w:after="80"/>
-        <w:ind w:left="0" w:right="709"/>
-        <w:jc w:val="both"/>
-      </w:pPr>
-      <w:r>
-        <w:rPr>
-          <w:rFonts w:ascii="Calibri" w:hAnsi="Calibri" w:cs="Arial"/>
-          <w:rtl/>
-          <w:sz w:val="24"/>
-          <w:szCs w:val="24"/>
-        </w:rPr>
-        <w:t xml:space="preserve">4.2. يتخذ القسم المسؤول التصحيح فورًا للتحكم في الأثر.</w:t>
-      </w:r>
-    </w:p>
-    <w:p>
-      <w:pPr>
-        <w:pStyle w:val="ListeParagraf"/>
-        <w:bidi/>
-        <w:spacing w:after="80"/>
-        <w:ind w:left="0" w:right="709"/>
-        <w:jc w:val="both"/>
-      </w:pPr>
-      <w:r>
-        <w:rPr>
-          <w:rFonts w:ascii="Calibri" w:hAnsi="Calibri" w:cs="Arial"/>
-          <w:rtl/>
-          <w:sz w:val="24"/>
-          <w:szCs w:val="24"/>
-        </w:rPr>
-        <w:t xml:space="preserve">4.3. يُحلل السبب الجذري باستخدام أساليب مثل لماذا الخمس أو مخطط عظم السمكة، وتُعد خطة إجراء تصحيحي تحدد المسؤولين والمواعيد المستهدفة.</w:t>
-      </w:r>
-    </w:p>
-    <w:p>
-      <w:pPr>
-        <w:pStyle w:val="ListeParagraf"/>
-        <w:bidi/>
-        <w:spacing w:after="80"/>
-        <w:ind w:left="0" w:right="709"/>
-        <w:jc w:val="both"/>
-      </w:pPr>
-      <w:r>
-        <w:rPr>
-          <w:rFonts w:ascii="Calibri" w:hAnsi="Calibri" w:cs="Arial"/>
-          <w:rtl/>
-          <w:sz w:val="24"/>
-          <w:szCs w:val="24"/>
-        </w:rPr>
-        <w:t xml:space="preserve">4.4. المواعيد المستهدفة: حالات عدم المطابقة الكبرى خلال 30 يومًا، والصغرى خلال 60 يومًا، ما لم يحدد العميل أو متطلبات الشهادة مدة أقصر.</w:t>
-      </w:r>
-    </w:p>
-    <w:p>
-      <w:pPr>
-        <w:pStyle w:val="ListeParagraf"/>
-        <w:bidi/>
-        <w:spacing w:after="80"/>
-        <w:ind w:left="0" w:right="709"/>
-        <w:jc w:val="both"/>
-      </w:pPr>
-      <w:r>
-        <w:rPr>
-          <w:rFonts w:ascii="Calibri" w:hAnsi="Calibri" w:cs="Arial"/>
-          <w:rtl/>
-          <w:sz w:val="24"/>
-          <w:szCs w:val="24"/>
-        </w:rPr>
-        <w:t xml:space="preserve">4.5. عند الحاجة تُحدث تقييمات المخاطر والوثائق والتدريب كجزء من الإجراء التصحيحي.</w:t>
-      </w:r>
-    </w:p>
-    <w:p>
-      <w:pPr>
-        <w:pStyle w:val="ListeParagraf"/>
-        <w:bidi/>
-        <w:spacing w:after="80"/>
-        <w:ind w:left="0" w:right="709"/>
-        <w:jc w:val="both"/>
-      </w:pPr>
-    </w:p>
-    <w:p>
-      <w:pPr>
-        <w:pStyle w:val="ListeParagraf"/>
-        <w:bidi/>
-        <w:spacing w:before="120" w:after="60"/>
-        <w:ind w:left="0" w:right="709"/>
-      </w:pPr>
-      <w:r>
-        <w:rPr>
-          <w:rFonts w:ascii="Calibri" w:hAnsi="Calibri" w:cs="Arial"/>
-          <w:b/>
-          <w:bCs/>
-          <w:rtl/>
-          <w:sz w:val="24"/>
-          <w:szCs w:val="24"/>
-        </w:rPr>
-        <w:t xml:space="preserve">5. التحقق والإغلاق</w:t>
-      </w:r>
-    </w:p>
-    <w:p>
-      <w:pPr>
-        <w:pStyle w:val="ListeParagraf"/>
-        <w:bidi/>
-        <w:spacing w:after="80"/>
-        <w:ind w:left="0" w:right="709"/>
-        <w:jc w:val="both"/>
-      </w:pPr>
-      <w:r>
-        <w:rPr>
-          <w:rFonts w:ascii="Calibri" w:hAnsi="Calibri" w:cs="Arial"/>
-          <w:rtl/>
-          <w:sz w:val="24"/>
-          <w:szCs w:val="24"/>
-        </w:rPr>
-        <w:t xml:space="preserve">5.1. بعد الموعد المستهدف يتحقق المدقق أو منسق نظام الإدارة من تنفيذ الإجراء وفعاليته.</w:t>
-      </w:r>
-    </w:p>
-    <w:p>
-      <w:pPr>
-        <w:pStyle w:val="ListeParagraf"/>
-        <w:bidi/>
-        <w:spacing w:after="80"/>
-        <w:ind w:left="0" w:right="709"/>
-        <w:jc w:val="both"/>
-      </w:pPr>
-      <w:r>
-        <w:rPr>
-          <w:rFonts w:ascii="Calibri" w:hAnsi="Calibri" w:cs="Arial"/>
-          <w:rtl/>
-          <w:sz w:val="24"/>
-          <w:szCs w:val="24"/>
-        </w:rPr>
-        <w:t xml:space="preserve">5.2. إذا لم يكن الإجراء فعالًا تبقى حالة عدم المطابقة مفتوحة، ويُجرى تحليل جديد وتُعد خطة إجراء جديدة.</w:t>
-      </w:r>
-    </w:p>
-    <w:p>
-      <w:pPr>
-        <w:pStyle w:val="ListeParagraf"/>
-        <w:bidi/>
-        <w:spacing w:after="80"/>
-        <w:ind w:left="0" w:right="709"/>
-        <w:jc w:val="both"/>
-      </w:pPr>
-      <w:r>
-        <w:rPr>
-          <w:rFonts w:ascii="Calibri" w:hAnsi="Calibri" w:cs="Arial"/>
-          <w:rtl/>
-          <w:sz w:val="24"/>
-          <w:szCs w:val="24"/>
-        </w:rPr>
-        <w:t xml:space="preserve">5.3. تُعرض المؤشرات التالية في مراجعة الإدارة: نسبة تنفيذ برنامج التدقيق (%)، وعدد حالات عدم المطابقة حسب العملية، ونسبة الإجراءات التصحيحية المغلقة في موعدها (%)، وحالات عدم المطابقة المتكررة.</w:t>
-      </w:r>
-    </w:p>
-    <w:p>
-      <w:pPr>
-        <w:pStyle w:val="ListeParagraf"/>
-        <w:bidi/>
-        <w:spacing w:after="80"/>
-        <w:ind w:left="0" w:right="709"/>
-        <w:jc w:val="both"/>
-      </w:pPr>
-    </w:p>
-    <w:p>
-      <w:pPr>
-        <w:pStyle w:val="ListeParagraf"/>
-        <w:bidi/>
-        <w:spacing w:before="120" w:after="60"/>
-        <w:ind w:left="0" w:right="709"/>
-      </w:pPr>
-      <w:r>
-        <w:rPr>
-          <w:rFonts w:ascii="Calibri" w:hAnsi="Calibri" w:cs="Arial"/>
-          <w:b/>
-          <w:bCs/>
-          <w:rtl/>
-          <w:sz w:val="24"/>
-          <w:szCs w:val="24"/>
-        </w:rPr>
-        <w:t xml:space="preserve">6. الوثائق والسجلات ذات الصلة</w:t>
+        <w:t xml:space="preserve">Annual Internal Audit Programme and Audit Plans (PRS-IDN-01, FRM-IDN-01); audit plan and auditor assignment instruction (TLM-IDN-01)</w:t>
       </w:r>
     </w:p>
     <w:p>
@@ -1906,18 +1406,16 @@
           <w:ilvl w:val="0"/>
           <w:numId w:val="1"/>
         </w:numPr>
-        <w:bidi/>
         <w:spacing w:after="60"/>
         <w:jc w:val="both"/>
       </w:pPr>
       <w:r>
         <w:rPr>
           <w:rFonts w:ascii="Calibri" w:hAnsi="Calibri" w:cs="Arial"/>
-          <w:rtl/>
-          <w:sz w:val="24"/>
-          <w:szCs w:val="24"/>
-        </w:rPr>
-        <w:t xml:space="preserve">برنامج التدقيق الداخلي السنوي وخطط التدقيق</w:t>
+          <w:sz w:val="24"/>
+          <w:szCs w:val="24"/>
+        </w:rPr>
+        <w:t xml:space="preserve">Internal Audit Reports (FRM-IDN-02) and Qualified Auditor List; audit execution and finding write-up instruction (TLM-IDN-02)</w:t>
       </w:r>
     </w:p>
     <w:p>
@@ -1927,18 +1425,16 @@
           <w:ilvl w:val="0"/>
           <w:numId w:val="1"/>
         </w:numPr>
-        <w:bidi/>
         <w:spacing w:after="60"/>
         <w:jc w:val="both"/>
       </w:pPr>
       <w:r>
         <w:rPr>
           <w:rFonts w:ascii="Calibri" w:hAnsi="Calibri" w:cs="Arial"/>
-          <w:rtl/>
-          <w:sz w:val="24"/>
-          <w:szCs w:val="24"/>
-        </w:rPr>
-        <w:t xml:space="preserve">تقارير التدقيق الداخلي وقائمة المدققين المؤهلين</w:t>
+          <w:sz w:val="24"/>
+          <w:szCs w:val="24"/>
+        </w:rPr>
+        <w:t xml:space="preserve">Nonconformity and Corrective Action Form and Register; Finding Follow-up Form (FRM-IDN-03); finding closure verification instruction (TLM-IDN-03)</w:t>
       </w:r>
     </w:p>
     <w:p>
@@ -1948,18 +1444,16 @@
           <w:ilvl w:val="0"/>
           <w:numId w:val="1"/>
         </w:numPr>
-        <w:bidi/>
         <w:spacing w:after="60"/>
         <w:jc w:val="both"/>
       </w:pPr>
       <w:r>
         <w:rPr>
           <w:rFonts w:ascii="Calibri" w:hAnsi="Calibri" w:cs="Arial"/>
-          <w:rtl/>
-          <w:sz w:val="24"/>
-          <w:szCs w:val="24"/>
-        </w:rPr>
-        <w:t xml:space="preserve">نموذج وسجل عدم المطابقة والإجراءات التصحيحية</w:t>
+          <w:sz w:val="24"/>
+          <w:szCs w:val="24"/>
+        </w:rPr>
+        <w:t xml:space="preserve">EMS.KS.PRO.22.02. Nonconforming Product Control Procedure</w:t>
       </w:r>
     </w:p>
     <w:p>
@@ -1969,18 +1463,16 @@
           <w:ilvl w:val="0"/>
           <w:numId w:val="1"/>
         </w:numPr>
-        <w:bidi/>
         <w:spacing w:after="60"/>
         <w:jc w:val="both"/>
       </w:pPr>
       <w:r>
         <w:rPr>
           <w:rFonts w:ascii="Calibri" w:hAnsi="Calibri" w:cs="Arial"/>
-          <w:rtl/>
-          <w:sz w:val="24"/>
-          <w:szCs w:val="24"/>
-        </w:rPr>
-        <w:t xml:space="preserve">EMS.QA.PRO.02.06. إجراء الإبلاغ عن عدم المطابقة</w:t>
+          <w:sz w:val="24"/>
+          <w:szCs w:val="24"/>
+        </w:rPr>
+        <w:t xml:space="preserve">EMS.KS.PRO.22.03. Corrective and Preventive Action (CAPA) for Quality Problems Procedure</w:t>
       </w:r>
     </w:p>
     <w:p>
@@ -1990,18 +1482,16 @@
           <w:ilvl w:val="0"/>
           <w:numId w:val="1"/>
         </w:numPr>
-        <w:bidi/>
         <w:spacing w:after="60"/>
         <w:jc w:val="both"/>
       </w:pPr>
       <w:r>
         <w:rPr>
           <w:rFonts w:ascii="Calibri" w:hAnsi="Calibri" w:cs="Arial"/>
-          <w:rtl/>
-          <w:sz w:val="24"/>
-          <w:szCs w:val="24"/>
-        </w:rPr>
-        <w:t xml:space="preserve">EMS OHS SP13 إجراء التدقيق الداخلي للسلامة والصحة المهنية وSP14 إجراء مراجعة الإدارة</w:t>
+          <w:sz w:val="24"/>
+          <w:szCs w:val="24"/>
+        </w:rPr>
+        <w:t xml:space="preserve">EMS.İS.PRO.18.20. Internal OHS Auditing Process and EMS.İS.PRO.18.21. Management Review Procedure</w:t>
       </w:r>
     </w:p>
     <w:p>
@@ -2011,28 +1501,101 @@
           <w:ilvl w:val="0"/>
           <w:numId w:val="1"/>
         </w:numPr>
-        <w:bidi/>
         <w:spacing w:after="60"/>
         <w:jc w:val="both"/>
       </w:pPr>
       <w:r>
         <w:rPr>
           <w:rFonts w:ascii="Calibri" w:hAnsi="Calibri" w:cs="Arial"/>
-          <w:rtl/>
-          <w:sz w:val="24"/>
-          <w:szCs w:val="24"/>
-        </w:rPr>
-        <w:t xml:space="preserve">EMS.QA.PRO.02.10. إجراء معالجة شكاوى العملاء</w:t>
-      </w:r>
-    </w:p>
-    <w:p>
-      <w:pPr>
-        <w:pStyle w:val="ListeParagraf"/>
-        <w:bidi/>
-        <w:spacing w:after="80"/>
-        <w:ind w:left="0" w:right="709"/>
-        <w:jc w:val="both"/>
-      </w:pPr>
+          <w:sz w:val="24"/>
+          <w:szCs w:val="24"/>
+        </w:rPr>
+        <w:t xml:space="preserve">EMS.QA.PRO.02.10. Customer Complaint Handling Procedure</w:t>
+      </w:r>
+    </w:p>
+    <w:p>
+      <w:pPr>
+        <w:pStyle w:val="ListeParagraf"/>
+        <w:numPr>
+          <w:ilvl w:val="0"/>
+          <w:numId w:val="1"/>
+        </w:numPr>
+        <w:spacing w:after="60"/>
+        <w:jc w:val="both"/>
+      </w:pPr>
+      <w:r>
+        <w:rPr>
+          <w:rFonts w:ascii="Calibri" w:hAnsi="Calibri" w:cs="Arial"/>
+          <w:sz w:val="24"/>
+          <w:szCs w:val="24"/>
+        </w:rPr>
+        <w:t xml:space="preserve">EMS.MG.PRO.13.03. Customer Audit Preparation and Corrective Action Plan Follow-Up Procedure</w:t>
+      </w:r>
+    </w:p>
+    <w:p>
+      <w:pPr>
+        <w:pStyle w:val="ListeParagraf"/>
+        <w:numPr>
+          <w:ilvl w:val="0"/>
+          <w:numId w:val="1"/>
+        </w:numPr>
+        <w:spacing w:after="60"/>
+        <w:jc w:val="both"/>
+      </w:pPr>
+      <w:r>
+        <w:rPr>
+          <w:rFonts w:ascii="Calibri" w:hAnsi="Calibri" w:cs="Arial"/>
+          <w:sz w:val="24"/>
+          <w:szCs w:val="24"/>
+        </w:rPr>
+        <w:t xml:space="preserve">EMS.YS.PRO.11.05. Management Review Procedure</w:t>
+      </w:r>
+    </w:p>
+    <w:p>
+      <w:pPr>
+        <w:pStyle w:val="ListeParagraf"/>
+        <w:spacing w:after="80"/>
+        <w:ind w:left="709" w:right="0"/>
+        <w:jc w:val="both"/>
+      </w:pPr>
+    </w:p>
+    <w:p>
+      <w:pPr>
+        <w:pStyle w:val="ListeParagraf"/>
+        <w:spacing w:before="120" w:after="60"/>
+        <w:ind w:left="709" w:right="0"/>
+      </w:pPr>
+      <w:r>
+        <w:rPr>
+          <w:rFonts w:ascii="Calibri" w:hAnsi="Calibri" w:cs="Arial"/>
+          <w:b/>
+          <w:bCs/>
+          <w:sz w:val="24"/>
+          <w:szCs w:val="24"/>
+        </w:rPr>
+        <w:t xml:space="preserve">9. FEEDBACK AND FOLLOW-UP</w:t>
+      </w:r>
+    </w:p>
+    <w:p>
+      <w:pPr>
+        <w:pStyle w:val="ListeParagraf"/>
+        <w:spacing w:after="80"/>
+        <w:ind w:left="709" w:right="0"/>
+        <w:jc w:val="both"/>
+      </w:pPr>
+      <w:r>
+        <w:rPr>
+          <w:rFonts w:ascii="Calibri" w:hAnsi="Calibri" w:cs="Arial"/>
+          <w:sz w:val="24"/>
+          <w:szCs w:val="24"/>
+        </w:rPr>
+        <w:t xml:space="preserve">This procedure is reviewed every year by the Management System Coordinator. Results of external audits, the management review and suggestions from auditors and departments are evaluated and the procedure is revised when necessary.</w:t>
+      </w:r>
+    </w:p>
+    <w:p>
+      <w:r>
+        <w:br w:type="page"/>
+      </w:r>
     </w:p>
     <w:p>
       <w:pPr>
@@ -2050,7 +1613,7 @@
           <w:sz w:val="24"/>
           <w:szCs w:val="24"/>
         </w:rPr>
-        <w:t xml:space="preserve">7. التغذية الراجعة والمتابعة</w:t>
+        <w:t xml:space="preserve">الغرض</w:t>
       </w:r>
     </w:p>
     <w:p>
@@ -2068,10 +1631,1750 @@
           <w:sz w:val="24"/>
           <w:szCs w:val="24"/>
         </w:rPr>
-        <w:t xml:space="preserve">يُراجع هذا الإجراء سنويًا من قبل منسق نظام الإدارة. وتُقيّم نتائج التدقيق الخارجي ومراجعة الإدارة واقتراحات المدققين والأقسام، ويُعدل الإجراء عند الحاجة.</w:t>
-      </w:r>
-    </w:p>
-    <w:p/>
+        <w:t xml:space="preserve">يحدد هذا الإجراء كيفية تخطيط عمليات التدقيق الداخلي لنظام الإدارة المتكامل وتنفيذها، وكيفية تسجيل حالات عدم المطابقة من أي مصدر وتحليلها وتصحيحها والتحقق منها في شركة إيروغلو للتريكو (EMS)، لضمان فعالية النظام ومنع التكرار، وفقًا للبندين 9.2 و10.2 من ISO 9001:2015 وإرشادات ISO 19011:2018.</w:t>
+      </w:r>
+    </w:p>
+    <w:p>
+      <w:pPr>
+        <w:pStyle w:val="ListeParagraf"/>
+        <w:bidi/>
+        <w:spacing w:after="80"/>
+        <w:ind w:left="0" w:right="709"/>
+        <w:jc w:val="both"/>
+      </w:pPr>
+    </w:p>
+    <w:p>
+      <w:pPr>
+        <w:pStyle w:val="ListeParagraf"/>
+        <w:bidi/>
+        <w:spacing w:before="120" w:after="60"/>
+        <w:ind w:left="0" w:right="709"/>
+      </w:pPr>
+      <w:r>
+        <w:rPr>
+          <w:rFonts w:ascii="Calibri" w:hAnsi="Calibri" w:cs="Arial"/>
+          <w:b/>
+          <w:bCs/>
+          <w:rtl/>
+          <w:sz w:val="24"/>
+          <w:szCs w:val="24"/>
+        </w:rPr>
+        <w:t xml:space="preserve">النطاق</w:t>
+      </w:r>
+    </w:p>
+    <w:p>
+      <w:pPr>
+        <w:pStyle w:val="ListeParagraf"/>
+        <w:bidi/>
+        <w:spacing w:after="80"/>
+        <w:ind w:left="0" w:right="709"/>
+        <w:jc w:val="both"/>
+      </w:pPr>
+      <w:r>
+        <w:rPr>
+          <w:rFonts w:ascii="Calibri" w:hAnsi="Calibri" w:cs="Arial"/>
+          <w:rtl/>
+          <w:sz w:val="24"/>
+          <w:szCs w:val="24"/>
+        </w:rPr>
+        <w:t xml:space="preserve">يشمل هذا الإجراء عمليات التدقيق الداخلي مقابل ISO 9001 وISO 14001 وISO 45001 ومتطلبات الامتثال الاجتماعي، وحالات عدم المطابقة الناشئة عن التدقيقات (الداخلية وتدقيقات العملاء والأطراف الثانية والثالثة) وشكاوى العملاء وإخفاقات العمليات والمنتجات والحوادث وعدم الامتثال القانوني. ويشمل جميع الأقسام والعمليات والورديات والمواقع، بما في ذلك مناطق الغزل والتريكو والصباغة والملابس الجاهزة.</w:t>
+      </w:r>
+    </w:p>
+    <w:p>
+      <w:pPr>
+        <w:pStyle w:val="ListeParagraf"/>
+        <w:bidi/>
+        <w:spacing w:after="80"/>
+        <w:ind w:left="0" w:right="709"/>
+        <w:jc w:val="both"/>
+      </w:pPr>
+    </w:p>
+    <w:p>
+      <w:pPr>
+        <w:pStyle w:val="ListeParagraf"/>
+        <w:bidi/>
+        <w:spacing w:before="120" w:after="60"/>
+        <w:ind w:left="0" w:right="709"/>
+      </w:pPr>
+      <w:r>
+        <w:rPr>
+          <w:rFonts w:ascii="Calibri" w:hAnsi="Calibri" w:cs="Arial"/>
+          <w:b/>
+          <w:bCs/>
+          <w:rtl/>
+          <w:sz w:val="24"/>
+          <w:szCs w:val="24"/>
+        </w:rPr>
+        <w:t xml:space="preserve">المسؤوليات</w:t>
+      </w:r>
+    </w:p>
+    <w:p>
+      <w:pPr>
+        <w:pStyle w:val="ListeParagraf"/>
+        <w:bidi/>
+        <w:spacing w:after="80"/>
+        <w:ind w:left="0" w:right="709"/>
+        <w:jc w:val="both"/>
+      </w:pPr>
+      <w:r>
+        <w:rPr>
+          <w:rFonts w:ascii="Calibri" w:hAnsi="Calibri" w:cs="Arial"/>
+          <w:rtl/>
+          <w:sz w:val="24"/>
+          <w:szCs w:val="24"/>
+        </w:rPr>
+        <w:t xml:space="preserve">• </w:t>
+      </w:r>
+      <w:r>
+        <w:rPr>
+          <w:rFonts w:ascii="Calibri" w:hAnsi="Calibri" w:cs="Arial"/>
+          <w:b/>
+          <w:bCs/>
+          <w:rtl/>
+          <w:sz w:val="24"/>
+          <w:szCs w:val="24"/>
+        </w:rPr>
+        <w:t xml:space="preserve">المدير العام:</w:t>
+      </w:r>
+      <w:r>
+        <w:rPr>
+          <w:rFonts w:ascii="Calibri" w:hAnsi="Calibri" w:cs="Arial"/>
+          <w:rtl/>
+          <w:sz w:val="24"/>
+          <w:szCs w:val="24"/>
+        </w:rPr>
+        <w:t xml:space="preserve"> يعتمد برنامج التدقيق السنوي ويوفر الموارد للإجراءات التصحيحية.</w:t>
+      </w:r>
+    </w:p>
+    <w:p>
+      <w:pPr>
+        <w:pStyle w:val="ListeParagraf"/>
+        <w:bidi/>
+        <w:spacing w:after="80"/>
+        <w:ind w:left="0" w:right="709"/>
+        <w:jc w:val="both"/>
+      </w:pPr>
+      <w:r>
+        <w:rPr>
+          <w:rFonts w:ascii="Calibri" w:hAnsi="Calibri" w:cs="Arial"/>
+          <w:rtl/>
+          <w:sz w:val="24"/>
+          <w:szCs w:val="24"/>
+        </w:rPr>
+        <w:t xml:space="preserve">• </w:t>
+      </w:r>
+      <w:r>
+        <w:rPr>
+          <w:rFonts w:ascii="Calibri" w:hAnsi="Calibri" w:cs="Arial"/>
+          <w:b/>
+          <w:bCs/>
+          <w:rtl/>
+          <w:sz w:val="24"/>
+          <w:szCs w:val="24"/>
+        </w:rPr>
+        <w:t xml:space="preserve">منسق نظام الإدارة / مدير ضمان الجودة:</w:t>
+      </w:r>
+      <w:r>
+        <w:rPr>
+          <w:rFonts w:ascii="Calibri" w:hAnsi="Calibri" w:cs="Arial"/>
+          <w:rtl/>
+          <w:sz w:val="24"/>
+          <w:szCs w:val="24"/>
+        </w:rPr>
+        <w:t xml:space="preserve"> يعد برنامج التدقيق ويعين المدققين ويحتفظ بسجل عدم المطابقة والإجراءات التصحيحية ويتابع الإجراءات حتى الإغلاق.</w:t>
+      </w:r>
+    </w:p>
+    <w:p>
+      <w:pPr>
+        <w:pStyle w:val="ListeParagraf"/>
+        <w:bidi/>
+        <w:spacing w:after="80"/>
+        <w:ind w:left="0" w:right="709"/>
+        <w:jc w:val="both"/>
+      </w:pPr>
+      <w:r>
+        <w:rPr>
+          <w:rFonts w:ascii="Calibri" w:hAnsi="Calibri" w:cs="Arial"/>
+          <w:rtl/>
+          <w:sz w:val="24"/>
+          <w:szCs w:val="24"/>
+        </w:rPr>
+        <w:t xml:space="preserve">• </w:t>
+      </w:r>
+      <w:r>
+        <w:rPr>
+          <w:rFonts w:ascii="Calibri" w:hAnsi="Calibri" w:cs="Arial"/>
+          <w:b/>
+          <w:bCs/>
+          <w:rtl/>
+          <w:sz w:val="24"/>
+          <w:szCs w:val="24"/>
+        </w:rPr>
+        <w:t xml:space="preserve">كبير المدققين:</w:t>
+      </w:r>
+      <w:r>
+        <w:rPr>
+          <w:rFonts w:ascii="Calibri" w:hAnsi="Calibri" w:cs="Arial"/>
+          <w:rtl/>
+          <w:sz w:val="24"/>
+          <w:szCs w:val="24"/>
+        </w:rPr>
+        <w:t xml:space="preserve"> يدير فريق التدقيق ويعد تقرير التدقيق ويعرضه.</w:t>
+      </w:r>
+    </w:p>
+    <w:p>
+      <w:pPr>
+        <w:pStyle w:val="ListeParagraf"/>
+        <w:bidi/>
+        <w:spacing w:after="80"/>
+        <w:ind w:left="0" w:right="709"/>
+        <w:jc w:val="both"/>
+      </w:pPr>
+      <w:r>
+        <w:rPr>
+          <w:rFonts w:ascii="Calibri" w:hAnsi="Calibri" w:cs="Arial"/>
+          <w:rtl/>
+          <w:sz w:val="24"/>
+          <w:szCs w:val="24"/>
+        </w:rPr>
+        <w:t xml:space="preserve">• </w:t>
+      </w:r>
+      <w:r>
+        <w:rPr>
+          <w:rFonts w:ascii="Calibri" w:hAnsi="Calibri" w:cs="Arial"/>
+          <w:b/>
+          <w:bCs/>
+          <w:rtl/>
+          <w:sz w:val="24"/>
+          <w:szCs w:val="24"/>
+        </w:rPr>
+        <w:t xml:space="preserve">المدققون الداخليون:</w:t>
+      </w:r>
+      <w:r>
+        <w:rPr>
+          <w:rFonts w:ascii="Calibri" w:hAnsi="Calibri" w:cs="Arial"/>
+          <w:rtl/>
+          <w:sz w:val="24"/>
+          <w:szCs w:val="24"/>
+        </w:rPr>
+        <w:t xml:space="preserve"> يخططون للتدقيق وينفذونه بحيادية، ويسجلون الملاحظات مع الأدلة الموضوعية، ويتحققون من الإجراءات التصحيحية.</w:t>
+      </w:r>
+    </w:p>
+    <w:p>
+      <w:pPr>
+        <w:pStyle w:val="ListeParagraf"/>
+        <w:bidi/>
+        <w:spacing w:after="80"/>
+        <w:ind w:left="0" w:right="709"/>
+        <w:jc w:val="both"/>
+      </w:pPr>
+      <w:r>
+        <w:rPr>
+          <w:rFonts w:ascii="Calibri" w:hAnsi="Calibri" w:cs="Arial"/>
+          <w:rtl/>
+          <w:sz w:val="24"/>
+          <w:szCs w:val="24"/>
+        </w:rPr>
+        <w:t xml:space="preserve">• </w:t>
+      </w:r>
+      <w:r>
+        <w:rPr>
+          <w:rFonts w:ascii="Calibri" w:hAnsi="Calibri" w:cs="Arial"/>
+          <w:b/>
+          <w:bCs/>
+          <w:rtl/>
+          <w:sz w:val="24"/>
+          <w:szCs w:val="24"/>
+        </w:rPr>
+        <w:t xml:space="preserve">مديرو الأقسام:</w:t>
+      </w:r>
+      <w:r>
+        <w:rPr>
+          <w:rFonts w:ascii="Calibri" w:hAnsi="Calibri" w:cs="Arial"/>
+          <w:rtl/>
+          <w:sz w:val="24"/>
+          <w:szCs w:val="24"/>
+        </w:rPr>
+        <w:t xml:space="preserve"> يشاركون في التدقيق ويحللون الأسباب الجذرية وينفذون الإجراءات التصحيحية في مناطقهم ضمن المواعيد المتفق عليها.</w:t>
+      </w:r>
+    </w:p>
+    <w:p>
+      <w:pPr>
+        <w:pStyle w:val="ListeParagraf"/>
+        <w:bidi/>
+        <w:spacing w:after="80"/>
+        <w:ind w:left="0" w:right="709"/>
+        <w:jc w:val="both"/>
+      </w:pPr>
+      <w:r>
+        <w:rPr>
+          <w:rFonts w:ascii="Calibri" w:hAnsi="Calibri" w:cs="Arial"/>
+          <w:rtl/>
+          <w:sz w:val="24"/>
+          <w:szCs w:val="24"/>
+        </w:rPr>
+        <w:t xml:space="preserve">• </w:t>
+      </w:r>
+      <w:r>
+        <w:rPr>
+          <w:rFonts w:ascii="Calibri" w:hAnsi="Calibri" w:cs="Arial"/>
+          <w:b/>
+          <w:bCs/>
+          <w:rtl/>
+          <w:sz w:val="24"/>
+          <w:szCs w:val="24"/>
+        </w:rPr>
+        <w:t xml:space="preserve">مسؤول الامتثال الاجتماعي:</w:t>
+      </w:r>
+      <w:r>
+        <w:rPr>
+          <w:rFonts w:ascii="Calibri" w:hAnsi="Calibri" w:cs="Arial"/>
+          <w:rtl/>
+          <w:sz w:val="24"/>
+          <w:szCs w:val="24"/>
+        </w:rPr>
+        <w:t xml:space="preserve"> يساهم في التدقيقات المتعلقة بمدونة السلوك وموضوعات الامتثال.</w:t>
+      </w:r>
+    </w:p>
+    <w:p>
+      <w:pPr>
+        <w:pStyle w:val="ListeParagraf"/>
+        <w:bidi/>
+        <w:spacing w:after="80"/>
+        <w:ind w:left="0" w:right="709"/>
+        <w:jc w:val="both"/>
+      </w:pPr>
+    </w:p>
+    <w:p>
+      <w:pPr>
+        <w:pStyle w:val="ListeParagraf"/>
+        <w:bidi/>
+        <w:spacing w:before="120" w:after="60"/>
+        <w:ind w:left="0" w:right="709"/>
+      </w:pPr>
+      <w:r>
+        <w:rPr>
+          <w:rFonts w:ascii="Calibri" w:hAnsi="Calibri" w:cs="Arial"/>
+          <w:b/>
+          <w:bCs/>
+          <w:rtl/>
+          <w:sz w:val="24"/>
+          <w:szCs w:val="24"/>
+        </w:rPr>
+        <w:t xml:space="preserve">التعريفات</w:t>
+      </w:r>
+    </w:p>
+    <w:p>
+      <w:pPr>
+        <w:pStyle w:val="ListeParagraf"/>
+        <w:bidi/>
+        <w:spacing w:after="80"/>
+        <w:ind w:left="0" w:right="709"/>
+        <w:jc w:val="both"/>
+      </w:pPr>
+      <w:r>
+        <w:rPr>
+          <w:rFonts w:ascii="Calibri" w:hAnsi="Calibri" w:cs="Arial"/>
+          <w:rtl/>
+          <w:sz w:val="24"/>
+          <w:szCs w:val="24"/>
+        </w:rPr>
+        <w:t xml:space="preserve">• </w:t>
+      </w:r>
+      <w:r>
+        <w:rPr>
+          <w:rFonts w:ascii="Calibri" w:hAnsi="Calibri" w:cs="Arial"/>
+          <w:b/>
+          <w:bCs/>
+          <w:rtl/>
+          <w:sz w:val="24"/>
+          <w:szCs w:val="24"/>
+        </w:rPr>
+        <w:t xml:space="preserve">التدقيق الداخلي:</w:t>
+      </w:r>
+      <w:r>
+        <w:rPr>
+          <w:rFonts w:ascii="Calibri" w:hAnsi="Calibri" w:cs="Arial"/>
+          <w:rtl/>
+          <w:sz w:val="24"/>
+          <w:szCs w:val="24"/>
+        </w:rPr>
+        <w:t xml:space="preserve"> فحص منهجي ومستقل وموثق يجريه موظفو المنظمة أنفسهم لتحديد ما إذا كان النظام مطبقًا وفعالًا.</w:t>
+      </w:r>
+    </w:p>
+    <w:p>
+      <w:pPr>
+        <w:pStyle w:val="ListeParagraf"/>
+        <w:bidi/>
+        <w:spacing w:after="80"/>
+        <w:ind w:left="0" w:right="709"/>
+        <w:jc w:val="both"/>
+      </w:pPr>
+      <w:r>
+        <w:rPr>
+          <w:rFonts w:ascii="Calibri" w:hAnsi="Calibri" w:cs="Arial"/>
+          <w:rtl/>
+          <w:sz w:val="24"/>
+          <w:szCs w:val="24"/>
+        </w:rPr>
+        <w:t xml:space="preserve">• </w:t>
+      </w:r>
+      <w:r>
+        <w:rPr>
+          <w:rFonts w:ascii="Calibri" w:hAnsi="Calibri" w:cs="Arial"/>
+          <w:b/>
+          <w:bCs/>
+          <w:rtl/>
+          <w:sz w:val="24"/>
+          <w:szCs w:val="24"/>
+        </w:rPr>
+        <w:t xml:space="preserve">دليل التدقيق:</w:t>
+      </w:r>
+      <w:r>
+        <w:rPr>
+          <w:rFonts w:ascii="Calibri" w:hAnsi="Calibri" w:cs="Arial"/>
+          <w:rtl/>
+          <w:sz w:val="24"/>
+          <w:szCs w:val="24"/>
+        </w:rPr>
+        <w:t xml:space="preserve"> سجلات أو بيانات وقائعية أو معلومات أخرى قابلة للتحقق ومتعلقة بمعايير التدقيق.</w:t>
+      </w:r>
+    </w:p>
+    <w:p>
+      <w:pPr>
+        <w:pStyle w:val="ListeParagraf"/>
+        <w:bidi/>
+        <w:spacing w:after="80"/>
+        <w:ind w:left="0" w:right="709"/>
+        <w:jc w:val="both"/>
+      </w:pPr>
+      <w:r>
+        <w:rPr>
+          <w:rFonts w:ascii="Calibri" w:hAnsi="Calibri" w:cs="Arial"/>
+          <w:rtl/>
+          <w:sz w:val="24"/>
+          <w:szCs w:val="24"/>
+        </w:rPr>
+        <w:t xml:space="preserve">• </w:t>
+      </w:r>
+      <w:r>
+        <w:rPr>
+          <w:rFonts w:ascii="Calibri" w:hAnsi="Calibri" w:cs="Arial"/>
+          <w:b/>
+          <w:bCs/>
+          <w:rtl/>
+          <w:sz w:val="24"/>
+          <w:szCs w:val="24"/>
+        </w:rPr>
+        <w:t xml:space="preserve">عدم المطابقة:</w:t>
+      </w:r>
+      <w:r>
+        <w:rPr>
+          <w:rFonts w:ascii="Calibri" w:hAnsi="Calibri" w:cs="Arial"/>
+          <w:rtl/>
+          <w:sz w:val="24"/>
+          <w:szCs w:val="24"/>
+        </w:rPr>
+        <w:t xml:space="preserve"> عدم تلبية متطلب (معياري أو قانوني أو خاص بالعميل أو داخلي).</w:t>
+      </w:r>
+    </w:p>
+    <w:p>
+      <w:pPr>
+        <w:pStyle w:val="ListeParagraf"/>
+        <w:bidi/>
+        <w:spacing w:after="80"/>
+        <w:ind w:left="0" w:right="709"/>
+        <w:jc w:val="both"/>
+      </w:pPr>
+      <w:r>
+        <w:rPr>
+          <w:rFonts w:ascii="Calibri" w:hAnsi="Calibri" w:cs="Arial"/>
+          <w:rtl/>
+          <w:sz w:val="24"/>
+          <w:szCs w:val="24"/>
+        </w:rPr>
+        <w:t xml:space="preserve">• </w:t>
+      </w:r>
+      <w:r>
+        <w:rPr>
+          <w:rFonts w:ascii="Calibri" w:hAnsi="Calibri" w:cs="Arial"/>
+          <w:b/>
+          <w:bCs/>
+          <w:rtl/>
+          <w:sz w:val="24"/>
+          <w:szCs w:val="24"/>
+        </w:rPr>
+        <w:t xml:space="preserve">عدم مطابقة رئيسي:</w:t>
+      </w:r>
+      <w:r>
+        <w:rPr>
+          <w:rFonts w:ascii="Calibri" w:hAnsi="Calibri" w:cs="Arial"/>
+          <w:rtl/>
+          <w:sz w:val="24"/>
+          <w:szCs w:val="24"/>
+        </w:rPr>
+        <w:t xml:space="preserve"> إخفاق كامل في تلبية متطلب أو انهيار منهجي.</w:t>
+      </w:r>
+    </w:p>
+    <w:p>
+      <w:pPr>
+        <w:pStyle w:val="ListeParagraf"/>
+        <w:bidi/>
+        <w:spacing w:after="80"/>
+        <w:ind w:left="0" w:right="709"/>
+        <w:jc w:val="both"/>
+      </w:pPr>
+      <w:r>
+        <w:rPr>
+          <w:rFonts w:ascii="Calibri" w:hAnsi="Calibri" w:cs="Arial"/>
+          <w:rtl/>
+          <w:sz w:val="24"/>
+          <w:szCs w:val="24"/>
+        </w:rPr>
+        <w:t xml:space="preserve">• </w:t>
+      </w:r>
+      <w:r>
+        <w:rPr>
+          <w:rFonts w:ascii="Calibri" w:hAnsi="Calibri" w:cs="Arial"/>
+          <w:b/>
+          <w:bCs/>
+          <w:rtl/>
+          <w:sz w:val="24"/>
+          <w:szCs w:val="24"/>
+        </w:rPr>
+        <w:t xml:space="preserve">عدم مطابقة ثانوي:</w:t>
+      </w:r>
+      <w:r>
+        <w:rPr>
+          <w:rFonts w:ascii="Calibri" w:hAnsi="Calibri" w:cs="Arial"/>
+          <w:rtl/>
+          <w:sz w:val="24"/>
+          <w:szCs w:val="24"/>
+        </w:rPr>
+        <w:t xml:space="preserve"> قصور منفرد لا يعطل النظام.</w:t>
+      </w:r>
+    </w:p>
+    <w:p>
+      <w:pPr>
+        <w:pStyle w:val="ListeParagraf"/>
+        <w:bidi/>
+        <w:spacing w:after="80"/>
+        <w:ind w:left="0" w:right="709"/>
+        <w:jc w:val="both"/>
+      </w:pPr>
+      <w:r>
+        <w:rPr>
+          <w:rFonts w:ascii="Calibri" w:hAnsi="Calibri" w:cs="Arial"/>
+          <w:rtl/>
+          <w:sz w:val="24"/>
+          <w:szCs w:val="24"/>
+        </w:rPr>
+        <w:t xml:space="preserve">• </w:t>
+      </w:r>
+      <w:r>
+        <w:rPr>
+          <w:rFonts w:ascii="Calibri" w:hAnsi="Calibri" w:cs="Arial"/>
+          <w:b/>
+          <w:bCs/>
+          <w:rtl/>
+          <w:sz w:val="24"/>
+          <w:szCs w:val="24"/>
+        </w:rPr>
+        <w:t xml:space="preserve">التصحيح:</w:t>
+      </w:r>
+      <w:r>
+        <w:rPr>
+          <w:rFonts w:ascii="Calibri" w:hAnsi="Calibri" w:cs="Arial"/>
+          <w:rtl/>
+          <w:sz w:val="24"/>
+          <w:szCs w:val="24"/>
+        </w:rPr>
+        <w:t xml:space="preserve"> إجراء فوري يُتخذ لإزالة عدم المطابقة المكتشف.</w:t>
+      </w:r>
+    </w:p>
+    <w:p>
+      <w:pPr>
+        <w:pStyle w:val="ListeParagraf"/>
+        <w:bidi/>
+        <w:spacing w:after="80"/>
+        <w:ind w:left="0" w:right="709"/>
+        <w:jc w:val="both"/>
+      </w:pPr>
+      <w:r>
+        <w:rPr>
+          <w:rFonts w:ascii="Calibri" w:hAnsi="Calibri" w:cs="Arial"/>
+          <w:rtl/>
+          <w:sz w:val="24"/>
+          <w:szCs w:val="24"/>
+        </w:rPr>
+        <w:t xml:space="preserve">• </w:t>
+      </w:r>
+      <w:r>
+        <w:rPr>
+          <w:rFonts w:ascii="Calibri" w:hAnsi="Calibri" w:cs="Arial"/>
+          <w:b/>
+          <w:bCs/>
+          <w:rtl/>
+          <w:sz w:val="24"/>
+          <w:szCs w:val="24"/>
+        </w:rPr>
+        <w:t xml:space="preserve">الإجراء التصحيحي:</w:t>
+      </w:r>
+      <w:r>
+        <w:rPr>
+          <w:rFonts w:ascii="Calibri" w:hAnsi="Calibri" w:cs="Arial"/>
+          <w:rtl/>
+          <w:sz w:val="24"/>
+          <w:szCs w:val="24"/>
+        </w:rPr>
+        <w:t xml:space="preserve"> إجراء يُتخذ لإزالة السبب الجذري لعدم المطابقة ومنع تكراره.</w:t>
+      </w:r>
+    </w:p>
+    <w:p>
+      <w:pPr>
+        <w:pStyle w:val="ListeParagraf"/>
+        <w:bidi/>
+        <w:spacing w:after="80"/>
+        <w:ind w:left="0" w:right="709"/>
+        <w:jc w:val="both"/>
+      </w:pPr>
+      <w:r>
+        <w:rPr>
+          <w:rFonts w:ascii="Calibri" w:hAnsi="Calibri" w:cs="Arial"/>
+          <w:rtl/>
+          <w:sz w:val="24"/>
+          <w:szCs w:val="24"/>
+        </w:rPr>
+        <w:t xml:space="preserve">• </w:t>
+      </w:r>
+      <w:r>
+        <w:rPr>
+          <w:rFonts w:ascii="Calibri" w:hAnsi="Calibri" w:cs="Arial"/>
+          <w:b/>
+          <w:bCs/>
+          <w:rtl/>
+          <w:sz w:val="24"/>
+          <w:szCs w:val="24"/>
+        </w:rPr>
+        <w:t xml:space="preserve">ملاحظة / فرصة للتحسين:</w:t>
+      </w:r>
+      <w:r>
+        <w:rPr>
+          <w:rFonts w:ascii="Calibri" w:hAnsi="Calibri" w:cs="Arial"/>
+          <w:rtl/>
+          <w:sz w:val="24"/>
+          <w:szCs w:val="24"/>
+        </w:rPr>
+        <w:t xml:space="preserve"> نتيجة ليست عدم مطابقة ولكنها قد تصبح كذلك أو قد تحسن الأداء.</w:t>
+      </w:r>
+    </w:p>
+    <w:p>
+      <w:pPr>
+        <w:pStyle w:val="ListeParagraf"/>
+        <w:bidi/>
+        <w:spacing w:after="80"/>
+        <w:ind w:left="0" w:right="709"/>
+        <w:jc w:val="both"/>
+      </w:pPr>
+      <w:r>
+        <w:rPr>
+          <w:rFonts w:ascii="Calibri" w:hAnsi="Calibri" w:cs="Arial"/>
+          <w:rtl/>
+          <w:sz w:val="24"/>
+          <w:szCs w:val="24"/>
+        </w:rPr>
+        <w:t xml:space="preserve">• </w:t>
+      </w:r>
+      <w:r>
+        <w:rPr>
+          <w:rFonts w:ascii="Calibri" w:hAnsi="Calibri" w:cs="Arial"/>
+          <w:b/>
+          <w:bCs/>
+          <w:rtl/>
+          <w:sz w:val="24"/>
+          <w:szCs w:val="24"/>
+        </w:rPr>
+        <w:t xml:space="preserve">الاستقلالية:</w:t>
+      </w:r>
+      <w:r>
+        <w:rPr>
+          <w:rFonts w:ascii="Calibri" w:hAnsi="Calibri" w:cs="Arial"/>
+          <w:rtl/>
+          <w:sz w:val="24"/>
+          <w:szCs w:val="24"/>
+        </w:rPr>
+        <w:t xml:space="preserve"> عدم تدقيق المدقق لنشاطه الخاص.</w:t>
+      </w:r>
+    </w:p>
+    <w:p>
+      <w:pPr>
+        <w:pStyle w:val="ListeParagraf"/>
+        <w:bidi/>
+        <w:spacing w:after="80"/>
+        <w:ind w:left="0" w:right="709"/>
+        <w:jc w:val="both"/>
+      </w:pPr>
+    </w:p>
+    <w:p>
+      <w:pPr>
+        <w:pStyle w:val="ListeParagraf"/>
+        <w:bidi/>
+        <w:spacing w:before="120" w:after="60"/>
+        <w:ind w:left="0" w:right="709"/>
+      </w:pPr>
+      <w:r>
+        <w:rPr>
+          <w:rFonts w:ascii="Calibri" w:hAnsi="Calibri" w:cs="Arial"/>
+          <w:b/>
+          <w:bCs/>
+          <w:rtl/>
+          <w:sz w:val="24"/>
+          <w:szCs w:val="24"/>
+        </w:rPr>
+        <w:t xml:space="preserve">العمليات الرئيسية والفرعية</w:t>
+      </w:r>
+    </w:p>
+    <w:p>
+      <w:pPr>
+        <w:pStyle w:val="ListeParagraf"/>
+        <w:bidi/>
+        <w:spacing w:before="120" w:after="60"/>
+        <w:ind w:left="0" w:right="709"/>
+      </w:pPr>
+      <w:r>
+        <w:rPr>
+          <w:rFonts w:ascii="Calibri" w:hAnsi="Calibri" w:cs="Arial"/>
+          <w:b/>
+          <w:bCs/>
+          <w:rtl/>
+          <w:sz w:val="24"/>
+          <w:szCs w:val="24"/>
+        </w:rPr>
+        <w:t xml:space="preserve">1. برنامج التدقيق</w:t>
+      </w:r>
+    </w:p>
+    <w:p>
+      <w:pPr>
+        <w:pStyle w:val="ListeParagraf"/>
+        <w:bidi/>
+        <w:spacing w:after="80"/>
+        <w:ind w:left="0" w:right="709"/>
+        <w:jc w:val="both"/>
+      </w:pPr>
+      <w:r>
+        <w:rPr>
+          <w:rFonts w:ascii="Calibri" w:hAnsi="Calibri" w:cs="Arial"/>
+          <w:rtl/>
+          <w:sz w:val="24"/>
+          <w:szCs w:val="24"/>
+        </w:rPr>
+        <w:t xml:space="preserve">1.1. في بداية كل عام يعد منسق نظام الإدارة برنامج تدقيق سنوي بحيث تُدقق كل عملية وكل وردية مرة واحدة على الأقل في السنة.</w:t>
+      </w:r>
+    </w:p>
+    <w:p>
+      <w:pPr>
+        <w:pStyle w:val="ListeParagraf"/>
+        <w:bidi/>
+        <w:spacing w:after="80"/>
+        <w:ind w:left="0" w:right="709"/>
+        <w:jc w:val="both"/>
+      </w:pPr>
+      <w:r>
+        <w:rPr>
+          <w:rFonts w:ascii="Calibri" w:hAnsi="Calibri" w:cs="Arial"/>
+          <w:rtl/>
+          <w:sz w:val="24"/>
+          <w:szCs w:val="24"/>
+        </w:rPr>
+        <w:t xml:space="preserve">1.2. تُدقق العمليات ذات المخاطر العالية أو حالات عدم المطابقة السابقة أو شكاوى العملاء بشكل أكثر تكرارًا.</w:t>
+      </w:r>
+    </w:p>
+    <w:p>
+      <w:pPr>
+        <w:pStyle w:val="ListeParagraf"/>
+        <w:bidi/>
+        <w:spacing w:after="80"/>
+        <w:ind w:left="0" w:right="709"/>
+        <w:jc w:val="both"/>
+      </w:pPr>
+      <w:r>
+        <w:rPr>
+          <w:rFonts w:ascii="Calibri" w:hAnsi="Calibri" w:cs="Arial"/>
+          <w:rtl/>
+          <w:sz w:val="24"/>
+          <w:szCs w:val="24"/>
+        </w:rPr>
+        <w:t xml:space="preserve">1.3. يستند البرنامج إلى أهمية العمليات ونتائج التدقيق السابقة والمخاطر والتغييرات والشكاوى وملاحظات العملاء؛ وتُدقق العمليات عالية المخاطر (الغزل والكيماويات وفحص المعادن والامتثال الاجتماعي) بشكل أكثر تكرارًا.</w:t>
+      </w:r>
+    </w:p>
+    <w:p>
+      <w:pPr>
+        <w:pStyle w:val="ListeParagraf"/>
+        <w:bidi/>
+        <w:spacing w:after="80"/>
+        <w:ind w:left="0" w:right="709"/>
+        <w:jc w:val="both"/>
+      </w:pPr>
+      <w:r>
+        <w:rPr>
+          <w:rFonts w:ascii="Calibri" w:hAnsi="Calibri" w:cs="Arial"/>
+          <w:rtl/>
+          <w:sz w:val="24"/>
+          <w:szCs w:val="24"/>
+        </w:rPr>
+        <w:t xml:space="preserve">1.4. يعتمد المدير العام البرنامج ويُعلن للأقسام. وتُجرى عمليات تدقيق غير مخططة عند الحاجة، مثل بعد شكوى خطيرة أو حادث.</w:t>
+      </w:r>
+    </w:p>
+    <w:p>
+      <w:pPr>
+        <w:pStyle w:val="ListeParagraf"/>
+        <w:bidi/>
+        <w:spacing w:after="80"/>
+        <w:ind w:left="0" w:right="709"/>
+        <w:jc w:val="both"/>
+      </w:pPr>
+    </w:p>
+    <w:p>
+      <w:pPr>
+        <w:pStyle w:val="ListeParagraf"/>
+        <w:bidi/>
+        <w:spacing w:before="120" w:after="60"/>
+        <w:ind w:left="0" w:right="709"/>
+      </w:pPr>
+      <w:r>
+        <w:rPr>
+          <w:rFonts w:ascii="Calibri" w:hAnsi="Calibri" w:cs="Arial"/>
+          <w:b/>
+          <w:bCs/>
+          <w:rtl/>
+          <w:sz w:val="24"/>
+          <w:szCs w:val="24"/>
+        </w:rPr>
+        <w:t xml:space="preserve">2. كفاءة المدققين</w:t>
+      </w:r>
+    </w:p>
+    <w:p>
+      <w:pPr>
+        <w:pStyle w:val="ListeParagraf"/>
+        <w:bidi/>
+        <w:spacing w:after="80"/>
+        <w:ind w:left="0" w:right="709"/>
+        <w:jc w:val="both"/>
+      </w:pPr>
+      <w:r>
+        <w:rPr>
+          <w:rFonts w:ascii="Calibri" w:hAnsi="Calibri" w:cs="Arial"/>
+          <w:rtl/>
+          <w:sz w:val="24"/>
+          <w:szCs w:val="24"/>
+        </w:rPr>
+        <w:t xml:space="preserve">2.1. يتدرب المدققون الداخليون على ISO 9001 وISO 14001 وISO 45001 وتقنيات التدقيق، وتُحفظ قائمة بالمدققين المؤهلين.</w:t>
+      </w:r>
+    </w:p>
+    <w:p>
+      <w:pPr>
+        <w:pStyle w:val="ListeParagraf"/>
+        <w:bidi/>
+        <w:spacing w:after="80"/>
+        <w:ind w:left="0" w:right="709"/>
+        <w:jc w:val="both"/>
+      </w:pPr>
+      <w:r>
+        <w:rPr>
+          <w:rFonts w:ascii="Calibri" w:hAnsi="Calibri" w:cs="Arial"/>
+          <w:rtl/>
+          <w:sz w:val="24"/>
+          <w:szCs w:val="24"/>
+        </w:rPr>
+        <w:t xml:space="preserve">2.2. لا يدقق المدققون أعمالهم أو أقسامهم لضمان الموضوعية والحياد.</w:t>
+      </w:r>
+    </w:p>
+    <w:p>
+      <w:pPr>
+        <w:pStyle w:val="ListeParagraf"/>
+        <w:bidi/>
+        <w:spacing w:after="80"/>
+        <w:ind w:left="0" w:right="709"/>
+        <w:jc w:val="both"/>
+      </w:pPr>
+      <w:r>
+        <w:rPr>
+          <w:rFonts w:ascii="Calibri" w:hAnsi="Calibri" w:cs="Arial"/>
+          <w:rtl/>
+          <w:sz w:val="24"/>
+          <w:szCs w:val="24"/>
+        </w:rPr>
+        <w:t xml:space="preserve">2.3. يُتحقق من كفاءة المدقق في مصفوفة المهارات وتُجدد عبر التدريب الدوري وتقييم أداء التدقيق.</w:t>
+      </w:r>
+    </w:p>
+    <w:p>
+      <w:pPr>
+        <w:pStyle w:val="ListeParagraf"/>
+        <w:bidi/>
+        <w:spacing w:after="80"/>
+        <w:ind w:left="0" w:right="709"/>
+        <w:jc w:val="both"/>
+      </w:pPr>
+    </w:p>
+    <w:p>
+      <w:pPr>
+        <w:pStyle w:val="ListeParagraf"/>
+        <w:bidi/>
+        <w:spacing w:before="120" w:after="60"/>
+        <w:ind w:left="0" w:right="709"/>
+      </w:pPr>
+      <w:r>
+        <w:rPr>
+          <w:rFonts w:ascii="Calibri" w:hAnsi="Calibri" w:cs="Arial"/>
+          <w:b/>
+          <w:bCs/>
+          <w:rtl/>
+          <w:sz w:val="24"/>
+          <w:szCs w:val="24"/>
+        </w:rPr>
+        <w:t xml:space="preserve">3. تنفيذ التدقيق</w:t>
+      </w:r>
+    </w:p>
+    <w:p>
+      <w:pPr>
+        <w:pStyle w:val="ListeParagraf"/>
+        <w:bidi/>
+        <w:spacing w:after="80"/>
+        <w:ind w:left="0" w:right="709"/>
+        <w:jc w:val="both"/>
+      </w:pPr>
+      <w:r>
+        <w:rPr>
+          <w:rFonts w:ascii="Calibri" w:hAnsi="Calibri" w:cs="Arial"/>
+          <w:rtl/>
+          <w:sz w:val="24"/>
+          <w:szCs w:val="24"/>
+        </w:rPr>
+        <w:t xml:space="preserve">3.1. تُرسل خطة التدقيق (التاريخ والنطاق والمعايير والمدققون) إلى القسم الخاضع للتدقيق قبل التدقيق بأسبوع على الأقل.</w:t>
+      </w:r>
+    </w:p>
+    <w:p>
+      <w:pPr>
+        <w:pStyle w:val="ListeParagraf"/>
+        <w:bidi/>
+        <w:spacing w:after="80"/>
+        <w:ind w:left="0" w:right="709"/>
+        <w:jc w:val="both"/>
+      </w:pPr>
+      <w:r>
+        <w:rPr>
+          <w:rFonts w:ascii="Calibri" w:hAnsi="Calibri" w:cs="Arial"/>
+          <w:rtl/>
+          <w:sz w:val="24"/>
+          <w:szCs w:val="24"/>
+        </w:rPr>
+        <w:t xml:space="preserve">3.2. يبدأ التدقيق باجتماع افتتاحي؛ وتُجمع الأدلة بالمقابلات والملاحظة ومراجعة السجلات، بما في ذلك على أرض الإنتاج.</w:t>
+      </w:r>
+    </w:p>
+    <w:p>
+      <w:pPr>
+        <w:pStyle w:val="ListeParagraf"/>
+        <w:bidi/>
+        <w:spacing w:after="80"/>
+        <w:ind w:left="0" w:right="709"/>
+        <w:jc w:val="both"/>
+      </w:pPr>
+      <w:r>
+        <w:rPr>
+          <w:rFonts w:ascii="Calibri" w:hAnsi="Calibri" w:cs="Arial"/>
+          <w:rtl/>
+          <w:sz w:val="24"/>
+          <w:szCs w:val="24"/>
+        </w:rPr>
+        <w:t xml:space="preserve">3.3. في الاجتماع الختامي تُشرح النتائج وتُصنف إلى عدم مطابقة رئيسي أو عدم مطابقة ثانوي أو ملاحظة.</w:t>
+      </w:r>
+    </w:p>
+    <w:p>
+      <w:pPr>
+        <w:pStyle w:val="ListeParagraf"/>
+        <w:bidi/>
+        <w:spacing w:after="80"/>
+        <w:ind w:left="0" w:right="709"/>
+        <w:jc w:val="both"/>
+      </w:pPr>
+      <w:r>
+        <w:rPr>
+          <w:rFonts w:ascii="Calibri" w:hAnsi="Calibri" w:cs="Arial"/>
+          <w:rtl/>
+          <w:sz w:val="24"/>
+          <w:szCs w:val="24"/>
+        </w:rPr>
+        <w:t xml:space="preserve">3.4. يصدر تقرير التدقيق خلال 5 أيام عمل وتُدخل حالات عدم المطابقة في سجل عدم المطابقة والإجراءات التصحيحية.</w:t>
+      </w:r>
+    </w:p>
+    <w:p>
+      <w:pPr>
+        <w:pStyle w:val="ListeParagraf"/>
+        <w:bidi/>
+        <w:spacing w:after="80"/>
+        <w:ind w:left="0" w:right="709"/>
+        <w:jc w:val="both"/>
+      </w:pPr>
+      <w:r>
+        <w:rPr>
+          <w:rFonts w:ascii="Calibri" w:hAnsi="Calibri" w:cs="Arial"/>
+          <w:rtl/>
+          <w:sz w:val="24"/>
+          <w:szCs w:val="24"/>
+        </w:rPr>
+        <w:t xml:space="preserve">3.5. قائمة التدقيق مبنية على المخاطر ومعدة بندًا ببند؛ وتُضاف إليها الإجراءات التصحيحية المفتوحة وملاحظات العملاء. وتُكتب كل نتيجة بشكل وقائعي مع الحالة والمعيار (البند) والدليل والأثر.</w:t>
+      </w:r>
+    </w:p>
+    <w:p>
+      <w:pPr>
+        <w:pStyle w:val="ListeParagraf"/>
+        <w:bidi/>
+        <w:spacing w:after="80"/>
+        <w:ind w:left="0" w:right="709"/>
+        <w:jc w:val="both"/>
+      </w:pPr>
+      <w:r>
+        <w:rPr>
+          <w:rFonts w:ascii="Calibri" w:hAnsi="Calibri" w:cs="Arial"/>
+          <w:rtl/>
+          <w:sz w:val="24"/>
+          <w:szCs w:val="24"/>
+        </w:rPr>
+        <w:t xml:space="preserve">3.6. يلتزم المدققون بقواعد السلامة ومتطلبات معدات الوقاية في المنطقة، ويرافقهم مرافق قرب الآلات المتحركة، ولا يعطلون الإنتاج؛ ويُبلَّغ فورًا عن أي خطر عاجل يُكتشف.</w:t>
+      </w:r>
+    </w:p>
+    <w:p>
+      <w:pPr>
+        <w:pStyle w:val="ListeParagraf"/>
+        <w:bidi/>
+        <w:spacing w:after="80"/>
+        <w:ind w:left="0" w:right="709"/>
+        <w:jc w:val="both"/>
+      </w:pPr>
+    </w:p>
+    <w:p>
+      <w:pPr>
+        <w:pStyle w:val="ListeParagraf"/>
+        <w:bidi/>
+        <w:spacing w:before="120" w:after="60"/>
+        <w:ind w:left="0" w:right="709"/>
+      </w:pPr>
+      <w:r>
+        <w:rPr>
+          <w:rFonts w:ascii="Calibri" w:hAnsi="Calibri" w:cs="Arial"/>
+          <w:b/>
+          <w:bCs/>
+          <w:rtl/>
+          <w:sz w:val="24"/>
+          <w:szCs w:val="24"/>
+        </w:rPr>
+        <w:t xml:space="preserve">4. عدم المطابقة والإجراء التصحيحي</w:t>
+      </w:r>
+    </w:p>
+    <w:p>
+      <w:pPr>
+        <w:pStyle w:val="ListeParagraf"/>
+        <w:bidi/>
+        <w:spacing w:after="80"/>
+        <w:ind w:left="0" w:right="709"/>
+        <w:jc w:val="both"/>
+      </w:pPr>
+      <w:r>
+        <w:rPr>
+          <w:rFonts w:ascii="Calibri" w:hAnsi="Calibri" w:cs="Arial"/>
+          <w:rtl/>
+          <w:sz w:val="24"/>
+          <w:szCs w:val="24"/>
+        </w:rPr>
+        <w:t xml:space="preserve">4.1. يبلغ أي موظف يكتشف عدم مطابقة مديره؛ وتُسجل في نموذج عدم المطابقة والإجراء التصحيحي (وتُعالج حالات عدم مطابقة المنتج وفق EMS.KS.PRO.22.02.).</w:t>
+      </w:r>
+    </w:p>
+    <w:p>
+      <w:pPr>
+        <w:pStyle w:val="ListeParagraf"/>
+        <w:bidi/>
+        <w:spacing w:after="80"/>
+        <w:ind w:left="0" w:right="709"/>
+        <w:jc w:val="both"/>
+      </w:pPr>
+      <w:r>
+        <w:rPr>
+          <w:rFonts w:ascii="Calibri" w:hAnsi="Calibri" w:cs="Arial"/>
+          <w:rtl/>
+          <w:sz w:val="24"/>
+          <w:szCs w:val="24"/>
+        </w:rPr>
+        <w:t xml:space="preserve">4.2. يتخذ القسم المسؤول التصحيح فورًا للسيطرة على الأثر.</w:t>
+      </w:r>
+    </w:p>
+    <w:p>
+      <w:pPr>
+        <w:pStyle w:val="ListeParagraf"/>
+        <w:bidi/>
+        <w:spacing w:after="80"/>
+        <w:ind w:left="0" w:right="709"/>
+        <w:jc w:val="both"/>
+      </w:pPr>
+      <w:r>
+        <w:rPr>
+          <w:rFonts w:ascii="Calibri" w:hAnsi="Calibri" w:cs="Arial"/>
+          <w:rtl/>
+          <w:sz w:val="24"/>
+          <w:szCs w:val="24"/>
+        </w:rPr>
+        <w:t xml:space="preserve">4.3. يُحلل السبب الجذري باستخدام طرق مثل «لماذا الخمسة» أو مخطط عظمة السمكة، وتُعد خطة إجراء تصحيحي مع المسؤولين والمواعيد المستهدفة.</w:t>
+      </w:r>
+    </w:p>
+    <w:p>
+      <w:pPr>
+        <w:pStyle w:val="ListeParagraf"/>
+        <w:bidi/>
+        <w:spacing w:after="80"/>
+        <w:ind w:left="0" w:right="709"/>
+        <w:jc w:val="both"/>
+      </w:pPr>
+      <w:r>
+        <w:rPr>
+          <w:rFonts w:ascii="Calibri" w:hAnsi="Calibri" w:cs="Arial"/>
+          <w:rtl/>
+          <w:sz w:val="24"/>
+          <w:szCs w:val="24"/>
+        </w:rPr>
+        <w:t xml:space="preserve">4.4. المواعيد المستهدفة: حالات عدم المطابقة الرئيسية خلال 30 يومًا، والثانوية خلال 60 يومًا، ما لم يحدد العميل أو متطلب الاعتماد مدة أقصر.</w:t>
+      </w:r>
+    </w:p>
+    <w:p>
+      <w:pPr>
+        <w:pStyle w:val="ListeParagraf"/>
+        <w:bidi/>
+        <w:spacing w:after="80"/>
+        <w:ind w:left="0" w:right="709"/>
+        <w:jc w:val="both"/>
+      </w:pPr>
+      <w:r>
+        <w:rPr>
+          <w:rFonts w:ascii="Calibri" w:hAnsi="Calibri" w:cs="Arial"/>
+          <w:rtl/>
+          <w:sz w:val="24"/>
+          <w:szCs w:val="24"/>
+        </w:rPr>
+        <w:t xml:space="preserve">4.5. عند الحاجة تُحدّث تقييمات المخاطر والوثائق والتدريب كجزء من الإجراء التصحيحي.</w:t>
+      </w:r>
+    </w:p>
+    <w:p>
+      <w:pPr>
+        <w:pStyle w:val="ListeParagraf"/>
+        <w:bidi/>
+        <w:spacing w:after="80"/>
+        <w:ind w:left="0" w:right="709"/>
+        <w:jc w:val="both"/>
+      </w:pPr>
+      <w:r>
+        <w:rPr>
+          <w:rFonts w:ascii="Calibri" w:hAnsi="Calibri" w:cs="Arial"/>
+          <w:rtl/>
+          <w:sz w:val="24"/>
+          <w:szCs w:val="24"/>
+        </w:rPr>
+        <w:t xml:space="preserve">4.6. في حالة عدم المطابقة الرئيسي، يُوقف النشاط المعرض للخطر أو يوضع تحت السيطرة فورًا ويُبلَّغ مدير ضمان الجودة في اليوم نفسه. ويقدم القسم السبب الجذري وخطة الإجراء التصحيحي خلال 10 أيام عمل.</w:t>
+      </w:r>
+    </w:p>
+    <w:p>
+      <w:pPr>
+        <w:pStyle w:val="ListeParagraf"/>
+        <w:bidi/>
+        <w:spacing w:after="80"/>
+        <w:ind w:left="0" w:right="709"/>
+        <w:jc w:val="both"/>
+      </w:pPr>
+      <w:r>
+        <w:rPr>
+          <w:rFonts w:ascii="Calibri" w:hAnsi="Calibri" w:cs="Arial"/>
+          <w:rtl/>
+          <w:sz w:val="24"/>
+          <w:szCs w:val="24"/>
+        </w:rPr>
+        <w:t xml:space="preserve">4.7. تُفحص العمليات والأقسام المماثلة بحثًا عن نقطة الضعف نفسها، ويُقرر تعميم الإجراء.</w:t>
+      </w:r>
+    </w:p>
+    <w:p>
+      <w:pPr>
+        <w:pStyle w:val="ListeParagraf"/>
+        <w:bidi/>
+        <w:spacing w:after="80"/>
+        <w:ind w:left="0" w:right="709"/>
+        <w:jc w:val="both"/>
+      </w:pPr>
+    </w:p>
+    <w:p>
+      <w:pPr>
+        <w:pStyle w:val="ListeParagraf"/>
+        <w:bidi/>
+        <w:spacing w:before="120" w:after="60"/>
+        <w:ind w:left="0" w:right="709"/>
+      </w:pPr>
+      <w:r>
+        <w:rPr>
+          <w:rFonts w:ascii="Calibri" w:hAnsi="Calibri" w:cs="Arial"/>
+          <w:b/>
+          <w:bCs/>
+          <w:rtl/>
+          <w:sz w:val="24"/>
+          <w:szCs w:val="24"/>
+        </w:rPr>
+        <w:t xml:space="preserve">5. التحقق والإغلاق</w:t>
+      </w:r>
+    </w:p>
+    <w:p>
+      <w:pPr>
+        <w:pStyle w:val="ListeParagraf"/>
+        <w:bidi/>
+        <w:spacing w:after="80"/>
+        <w:ind w:left="0" w:right="709"/>
+        <w:jc w:val="both"/>
+      </w:pPr>
+      <w:r>
+        <w:rPr>
+          <w:rFonts w:ascii="Calibri" w:hAnsi="Calibri" w:cs="Arial"/>
+          <w:rtl/>
+          <w:sz w:val="24"/>
+          <w:szCs w:val="24"/>
+        </w:rPr>
+        <w:t xml:space="preserve">5.1. بعد الموعد المستهدف، يتحقق المدقق أو منسق نظام الإدارة مما إذا كان الإجراء قد نُفذ وكان فعالًا.</w:t>
+      </w:r>
+    </w:p>
+    <w:p>
+      <w:pPr>
+        <w:pStyle w:val="ListeParagraf"/>
+        <w:bidi/>
+        <w:spacing w:after="80"/>
+        <w:ind w:left="0" w:right="709"/>
+        <w:jc w:val="both"/>
+      </w:pPr>
+      <w:r>
+        <w:rPr>
+          <w:rFonts w:ascii="Calibri" w:hAnsi="Calibri" w:cs="Arial"/>
+          <w:rtl/>
+          <w:sz w:val="24"/>
+          <w:szCs w:val="24"/>
+        </w:rPr>
+        <w:t xml:space="preserve">5.2. إذا لم يكن الإجراء فعالًا يظل عدم المطابقة مفتوحًا وتُجرى تحليل جديد وخطة إجراء جديدة.</w:t>
+      </w:r>
+    </w:p>
+    <w:p>
+      <w:pPr>
+        <w:pStyle w:val="ListeParagraf"/>
+        <w:bidi/>
+        <w:spacing w:after="80"/>
+        <w:ind w:left="0" w:right="709"/>
+        <w:jc w:val="both"/>
+      </w:pPr>
+      <w:r>
+        <w:rPr>
+          <w:rFonts w:ascii="Calibri" w:hAnsi="Calibri" w:cs="Arial"/>
+          <w:rtl/>
+          <w:sz w:val="24"/>
+          <w:szCs w:val="24"/>
+        </w:rPr>
+        <w:t xml:space="preserve">5.3. تُعرض المؤشرات التالية في مراجعة الإدارة: نسبة تنفيذ برنامج التدقيق (%)، وعدد حالات عدم المطابقة حسب العملية، والإجراءات التصحيحية المغلقة في موعدها (%)، وحالات عدم المطابقة المتكررة.</w:t>
+      </w:r>
+    </w:p>
+    <w:p>
+      <w:pPr>
+        <w:pStyle w:val="ListeParagraf"/>
+        <w:bidi/>
+        <w:spacing w:after="80"/>
+        <w:ind w:left="0" w:right="709"/>
+        <w:jc w:val="both"/>
+      </w:pPr>
+      <w:r>
+        <w:rPr>
+          <w:rFonts w:ascii="Calibri" w:hAnsi="Calibri" w:cs="Arial"/>
+          <w:rtl/>
+          <w:sz w:val="24"/>
+          <w:szCs w:val="24"/>
+        </w:rPr>
+        <w:t xml:space="preserve">5.4. لا تُغلق النتيجة دون دليل وتحقق من الفعالية. وتُصعَّد النتائج المتأخرة إلى المدير العام ومراجعة الإدارة.</w:t>
+      </w:r>
+    </w:p>
+    <w:p>
+      <w:pPr>
+        <w:pStyle w:val="ListeParagraf"/>
+        <w:bidi/>
+        <w:spacing w:after="80"/>
+        <w:ind w:left="0" w:right="709"/>
+        <w:jc w:val="both"/>
+      </w:pPr>
+      <w:r>
+        <w:rPr>
+          <w:rFonts w:ascii="Calibri" w:hAnsi="Calibri" w:cs="Arial"/>
+          <w:rtl/>
+          <w:sz w:val="24"/>
+          <w:szCs w:val="24"/>
+        </w:rPr>
+        <w:t xml:space="preserve">5.5. تُتابع نتائج التدقيق الداخلي وملاحظات العملاء في سجل مشترك واحد، مع سجل واحد لرقم كل نتيجة وحالتها.</w:t>
+      </w:r>
+    </w:p>
+    <w:p>
+      <w:pPr>
+        <w:pStyle w:val="ListeParagraf"/>
+        <w:bidi/>
+        <w:spacing w:after="80"/>
+        <w:ind w:left="0" w:right="709"/>
+        <w:jc w:val="both"/>
+      </w:pPr>
+    </w:p>
+    <w:p>
+      <w:pPr>
+        <w:pStyle w:val="ListeParagraf"/>
+        <w:bidi/>
+        <w:spacing w:before="120" w:after="60"/>
+        <w:ind w:left="0" w:right="709"/>
+      </w:pPr>
+      <w:r>
+        <w:rPr>
+          <w:rFonts w:ascii="Calibri" w:hAnsi="Calibri" w:cs="Arial"/>
+          <w:b/>
+          <w:bCs/>
+          <w:rtl/>
+          <w:sz w:val="24"/>
+          <w:szCs w:val="24"/>
+        </w:rPr>
+        <w:t xml:space="preserve">6. نقاط التحكم والأهداف</w:t>
+      </w:r>
+    </w:p>
+    <w:p>
+      <w:pPr>
+        <w:pStyle w:val="ListeParagraf"/>
+        <w:bidi/>
+        <w:spacing w:after="80"/>
+        <w:ind w:left="0" w:right="709"/>
+        <w:jc w:val="both"/>
+      </w:pPr>
+      <w:r>
+        <w:rPr>
+          <w:rFonts w:ascii="Calibri" w:hAnsi="Calibri" w:cs="Arial"/>
+          <w:rtl/>
+          <w:sz w:val="24"/>
+          <w:szCs w:val="24"/>
+        </w:rPr>
+        <w:t xml:space="preserve">6.1. أمثلة على نقاط التحكم، وتُحدّث وفق سياسة الشركة ومواصفات العملاء:</w:t>
+      </w:r>
+    </w:p>
+    <w:p>
+      <w:pPr>
+        <w:pStyle w:val="ListeParagraf"/>
+        <w:numPr>
+          <w:ilvl w:val="0"/>
+          <w:numId w:val="1"/>
+        </w:numPr>
+        <w:bidi/>
+        <w:spacing w:after="60"/>
+        <w:jc w:val="both"/>
+      </w:pPr>
+      <w:r>
+        <w:rPr>
+          <w:rFonts w:ascii="Calibri" w:hAnsi="Calibri" w:cs="Arial"/>
+          <w:rtl/>
+          <w:sz w:val="24"/>
+          <w:szCs w:val="24"/>
+        </w:rPr>
+        <w:t xml:space="preserve">عمليات التدقيق المخططة المنجزة: 100% (سنويًا مع متابعة شهرية)،</w:t>
+      </w:r>
+    </w:p>
+    <w:p>
+      <w:pPr>
+        <w:pStyle w:val="ListeParagraf"/>
+        <w:numPr>
+          <w:ilvl w:val="0"/>
+          <w:numId w:val="1"/>
+        </w:numPr>
+        <w:bidi/>
+        <w:spacing w:after="60"/>
+        <w:jc w:val="both"/>
+      </w:pPr>
+      <w:r>
+        <w:rPr>
+          <w:rFonts w:ascii="Calibri" w:hAnsi="Calibri" w:cs="Arial"/>
+          <w:rtl/>
+          <w:sz w:val="24"/>
+          <w:szCs w:val="24"/>
+        </w:rPr>
+        <w:t xml:space="preserve">إصدار تقرير التدقيق خلال 5 أيام عمل،</w:t>
+      </w:r>
+    </w:p>
+    <w:p>
+      <w:pPr>
+        <w:pStyle w:val="ListeParagraf"/>
+        <w:numPr>
+          <w:ilvl w:val="0"/>
+          <w:numId w:val="1"/>
+        </w:numPr>
+        <w:bidi/>
+        <w:spacing w:after="60"/>
+        <w:jc w:val="both"/>
+      </w:pPr>
+      <w:r>
+        <w:rPr>
+          <w:rFonts w:ascii="Calibri" w:hAnsi="Calibri" w:cs="Arial"/>
+          <w:rtl/>
+          <w:sz w:val="24"/>
+          <w:szCs w:val="24"/>
+        </w:rPr>
+        <w:t xml:space="preserve">إغلاق النتائج ضمن المدة المستهدفة دون نتائج مفتوحة متأخرة،</w:t>
+      </w:r>
+    </w:p>
+    <w:p>
+      <w:pPr>
+        <w:pStyle w:val="ListeParagraf"/>
+        <w:numPr>
+          <w:ilvl w:val="0"/>
+          <w:numId w:val="1"/>
+        </w:numPr>
+        <w:bidi/>
+        <w:spacing w:after="60"/>
+        <w:jc w:val="both"/>
+      </w:pPr>
+      <w:r>
+        <w:rPr>
+          <w:rFonts w:ascii="Calibri" w:hAnsi="Calibri" w:cs="Arial"/>
+          <w:rtl/>
+          <w:sz w:val="24"/>
+          <w:szCs w:val="24"/>
+        </w:rPr>
+        <w:t xml:space="preserve">النتائج المتكررة: 5% كحد أقصى (سنويًا)،</w:t>
+      </w:r>
+    </w:p>
+    <w:p>
+      <w:pPr>
+        <w:pStyle w:val="ListeParagraf"/>
+        <w:numPr>
+          <w:ilvl w:val="0"/>
+          <w:numId w:val="1"/>
+        </w:numPr>
+        <w:bidi/>
+        <w:spacing w:after="60"/>
+        <w:jc w:val="both"/>
+      </w:pPr>
+      <w:r>
+        <w:rPr>
+          <w:rFonts w:ascii="Calibri" w:hAnsi="Calibri" w:cs="Arial"/>
+          <w:rtl/>
+          <w:sz w:val="24"/>
+          <w:szCs w:val="24"/>
+        </w:rPr>
+        <w:t xml:space="preserve">أربعة مدققين مؤهلين على الأقل مع تعيين مستقل لجميع الأقسام.</w:t>
+      </w:r>
+    </w:p>
+    <w:p>
+      <w:pPr>
+        <w:pStyle w:val="ListeParagraf"/>
+        <w:bidi/>
+        <w:spacing w:after="80"/>
+        <w:ind w:left="0" w:right="709"/>
+        <w:jc w:val="both"/>
+      </w:pPr>
+    </w:p>
+    <w:p>
+      <w:pPr>
+        <w:pStyle w:val="ListeParagraf"/>
+        <w:bidi/>
+        <w:spacing w:before="120" w:after="60"/>
+        <w:ind w:left="0" w:right="709"/>
+      </w:pPr>
+      <w:r>
+        <w:rPr>
+          <w:rFonts w:ascii="Calibri" w:hAnsi="Calibri" w:cs="Arial"/>
+          <w:b/>
+          <w:bCs/>
+          <w:rtl/>
+          <w:sz w:val="24"/>
+          <w:szCs w:val="24"/>
+        </w:rPr>
+        <w:t xml:space="preserve">7. حفظ السجلات</w:t>
+      </w:r>
+    </w:p>
+    <w:p>
+      <w:pPr>
+        <w:pStyle w:val="ListeParagraf"/>
+        <w:bidi/>
+        <w:spacing w:after="80"/>
+        <w:ind w:left="0" w:right="709"/>
+        <w:jc w:val="both"/>
+      </w:pPr>
+      <w:r>
+        <w:rPr>
+          <w:rFonts w:ascii="Calibri" w:hAnsi="Calibri" w:cs="Arial"/>
+          <w:rtl/>
+          <w:sz w:val="24"/>
+          <w:szCs w:val="24"/>
+        </w:rPr>
+        <w:t xml:space="preserve">7.1. يُحتفظ ببرنامج التدقيق والخطط والتقارير ونماذج متابعة النتائج وسجلات كفاءة المدققين خمس سنوات على الأقل في نظام إدارة الجودة.</w:t>
+      </w:r>
+    </w:p>
+    <w:p>
+      <w:pPr>
+        <w:pStyle w:val="ListeParagraf"/>
+        <w:bidi/>
+        <w:spacing w:after="80"/>
+        <w:ind w:left="0" w:right="709"/>
+        <w:jc w:val="both"/>
+      </w:pPr>
+    </w:p>
+    <w:p>
+      <w:pPr>
+        <w:pStyle w:val="ListeParagraf"/>
+        <w:bidi/>
+        <w:spacing w:before="120" w:after="60"/>
+        <w:ind w:left="0" w:right="709"/>
+      </w:pPr>
+      <w:r>
+        <w:rPr>
+          <w:rFonts w:ascii="Calibri" w:hAnsi="Calibri" w:cs="Arial"/>
+          <w:b/>
+          <w:bCs/>
+          <w:rtl/>
+          <w:sz w:val="24"/>
+          <w:szCs w:val="24"/>
+        </w:rPr>
+        <w:t xml:space="preserve">8. الوثائق والسجلات ذات الصلة</w:t>
+      </w:r>
+    </w:p>
+    <w:p>
+      <w:pPr>
+        <w:pStyle w:val="ListeParagraf"/>
+        <w:numPr>
+          <w:ilvl w:val="0"/>
+          <w:numId w:val="1"/>
+        </w:numPr>
+        <w:bidi/>
+        <w:spacing w:after="60"/>
+        <w:jc w:val="both"/>
+      </w:pPr>
+      <w:r>
+        <w:rPr>
+          <w:rFonts w:ascii="Calibri" w:hAnsi="Calibri" w:cs="Arial"/>
+          <w:rtl/>
+          <w:sz w:val="24"/>
+          <w:szCs w:val="24"/>
+        </w:rPr>
+        <w:t xml:space="preserve">برنامج التدقيق الداخلي السنوي وخطط التدقيق (PRS-IDN-01، FRM-IDN-01)؛ تعليمات خطة التدقيق وتعيين المدققين (TLM-IDN-01)</w:t>
+      </w:r>
+    </w:p>
+    <w:p>
+      <w:pPr>
+        <w:pStyle w:val="ListeParagraf"/>
+        <w:numPr>
+          <w:ilvl w:val="0"/>
+          <w:numId w:val="1"/>
+        </w:numPr>
+        <w:bidi/>
+        <w:spacing w:after="60"/>
+        <w:jc w:val="both"/>
+      </w:pPr>
+      <w:r>
+        <w:rPr>
+          <w:rFonts w:ascii="Calibri" w:hAnsi="Calibri" w:cs="Arial"/>
+          <w:rtl/>
+          <w:sz w:val="24"/>
+          <w:szCs w:val="24"/>
+        </w:rPr>
+        <w:t xml:space="preserve">تقارير التدقيق الداخلي (FRM-IDN-02) وقائمة المدققين المؤهلين؛ تعليمات تنفيذ التدقيق وكتابة النتائج (TLM-IDN-02)</w:t>
+      </w:r>
+    </w:p>
+    <w:p>
+      <w:pPr>
+        <w:pStyle w:val="ListeParagraf"/>
+        <w:numPr>
+          <w:ilvl w:val="0"/>
+          <w:numId w:val="1"/>
+        </w:numPr>
+        <w:bidi/>
+        <w:spacing w:after="60"/>
+        <w:jc w:val="both"/>
+      </w:pPr>
+      <w:r>
+        <w:rPr>
+          <w:rFonts w:ascii="Calibri" w:hAnsi="Calibri" w:cs="Arial"/>
+          <w:rtl/>
+          <w:sz w:val="24"/>
+          <w:szCs w:val="24"/>
+        </w:rPr>
+        <w:t xml:space="preserve">نموذج وسجل عدم المطابقة والإجراء التصحيحي؛ نموذج متابعة النتائج (FRM-IDN-03)؛ تعليمات التحقق من إغلاق النتائج (TLM-IDN-03)</w:t>
+      </w:r>
+    </w:p>
+    <w:p>
+      <w:pPr>
+        <w:pStyle w:val="ListeParagraf"/>
+        <w:numPr>
+          <w:ilvl w:val="0"/>
+          <w:numId w:val="1"/>
+        </w:numPr>
+        <w:bidi/>
+        <w:spacing w:after="60"/>
+        <w:jc w:val="both"/>
+      </w:pPr>
+      <w:r>
+        <w:rPr>
+          <w:rFonts w:ascii="Calibri" w:hAnsi="Calibri" w:cs="Arial"/>
+          <w:rtl/>
+          <w:sz w:val="24"/>
+          <w:szCs w:val="24"/>
+        </w:rPr>
+        <w:t xml:space="preserve">EMS.KS.PRO.22.02. إجراء التحكم في المنتجات غير المطابقة</w:t>
+      </w:r>
+    </w:p>
+    <w:p>
+      <w:pPr>
+        <w:pStyle w:val="ListeParagraf"/>
+        <w:numPr>
+          <w:ilvl w:val="0"/>
+          <w:numId w:val="1"/>
+        </w:numPr>
+        <w:bidi/>
+        <w:spacing w:after="60"/>
+        <w:jc w:val="both"/>
+      </w:pPr>
+      <w:r>
+        <w:rPr>
+          <w:rFonts w:ascii="Calibri" w:hAnsi="Calibri" w:cs="Arial"/>
+          <w:rtl/>
+          <w:sz w:val="24"/>
+          <w:szCs w:val="24"/>
+        </w:rPr>
+        <w:t xml:space="preserve">EMS.KS.PRO.22.03. إجراء الإجراءات التصحيحية والوقائية (CAPA) لمشكلات الجودة</w:t>
+      </w:r>
+    </w:p>
+    <w:p>
+      <w:pPr>
+        <w:pStyle w:val="ListeParagraf"/>
+        <w:numPr>
+          <w:ilvl w:val="0"/>
+          <w:numId w:val="1"/>
+        </w:numPr>
+        <w:bidi/>
+        <w:spacing w:after="60"/>
+        <w:jc w:val="both"/>
+      </w:pPr>
+      <w:r>
+        <w:rPr>
+          <w:rFonts w:ascii="Calibri" w:hAnsi="Calibri" w:cs="Arial"/>
+          <w:rtl/>
+          <w:sz w:val="24"/>
+          <w:szCs w:val="24"/>
+        </w:rPr>
+        <w:t xml:space="preserve">EMS.İS.PRO.18.20. عملية التدقيق الداخلي للسلامة والصحة المهنية وEMS.İS.PRO.18.21. إجراء مراجعة الإدارة</w:t>
+      </w:r>
+    </w:p>
+    <w:p>
+      <w:pPr>
+        <w:pStyle w:val="ListeParagraf"/>
+        <w:numPr>
+          <w:ilvl w:val="0"/>
+          <w:numId w:val="1"/>
+        </w:numPr>
+        <w:bidi/>
+        <w:spacing w:after="60"/>
+        <w:jc w:val="both"/>
+      </w:pPr>
+      <w:r>
+        <w:rPr>
+          <w:rFonts w:ascii="Calibri" w:hAnsi="Calibri" w:cs="Arial"/>
+          <w:rtl/>
+          <w:sz w:val="24"/>
+          <w:szCs w:val="24"/>
+        </w:rPr>
+        <w:t xml:space="preserve">EMS.QA.PRO.02.10. إجراء معالجة شكاوى العملاء</w:t>
+      </w:r>
+    </w:p>
+    <w:p>
+      <w:pPr>
+        <w:pStyle w:val="ListeParagraf"/>
+        <w:numPr>
+          <w:ilvl w:val="0"/>
+          <w:numId w:val="1"/>
+        </w:numPr>
+        <w:bidi/>
+        <w:spacing w:after="60"/>
+        <w:jc w:val="both"/>
+      </w:pPr>
+      <w:r>
+        <w:rPr>
+          <w:rFonts w:ascii="Calibri" w:hAnsi="Calibri" w:cs="Arial"/>
+          <w:rtl/>
+          <w:sz w:val="24"/>
+          <w:szCs w:val="24"/>
+        </w:rPr>
+        <w:t xml:space="preserve">EMS.MG.PRO.13.03. إجراء التحضير لتدقيق العملاء ومتابعة خطة الإجراءات التصحيحية</w:t>
+      </w:r>
+    </w:p>
+    <w:p>
+      <w:pPr>
+        <w:pStyle w:val="ListeParagraf"/>
+        <w:numPr>
+          <w:ilvl w:val="0"/>
+          <w:numId w:val="1"/>
+        </w:numPr>
+        <w:bidi/>
+        <w:spacing w:after="60"/>
+        <w:jc w:val="both"/>
+      </w:pPr>
+      <w:r>
+        <w:rPr>
+          <w:rFonts w:ascii="Calibri" w:hAnsi="Calibri" w:cs="Arial"/>
+          <w:rtl/>
+          <w:sz w:val="24"/>
+          <w:szCs w:val="24"/>
+        </w:rPr>
+        <w:t xml:space="preserve">EMS.YS.PRO.11.05. إجراء مراجعة الإدارة</w:t>
+      </w:r>
+    </w:p>
+    <w:p>
+      <w:pPr>
+        <w:pStyle w:val="ListeParagraf"/>
+        <w:bidi/>
+        <w:spacing w:after="80"/>
+        <w:ind w:left="0" w:right="709"/>
+        <w:jc w:val="both"/>
+      </w:pPr>
+    </w:p>
+    <w:p>
+      <w:pPr>
+        <w:pStyle w:val="ListeParagraf"/>
+        <w:bidi/>
+        <w:spacing w:before="120" w:after="60"/>
+        <w:ind w:left="0" w:right="709"/>
+      </w:pPr>
+      <w:r>
+        <w:rPr>
+          <w:rFonts w:ascii="Calibri" w:hAnsi="Calibri" w:cs="Arial"/>
+          <w:b/>
+          <w:bCs/>
+          <w:rtl/>
+          <w:sz w:val="24"/>
+          <w:szCs w:val="24"/>
+        </w:rPr>
+        <w:t xml:space="preserve">9. التغذية الراجعة والمتابعة</w:t>
+      </w:r>
+    </w:p>
+    <w:p>
+      <w:pPr>
+        <w:pStyle w:val="ListeParagraf"/>
+        <w:bidi/>
+        <w:spacing w:after="80"/>
+        <w:ind w:left="0" w:right="709"/>
+        <w:jc w:val="both"/>
+      </w:pPr>
+      <w:r>
+        <w:rPr>
+          <w:rFonts w:ascii="Calibri" w:hAnsi="Calibri" w:cs="Arial"/>
+          <w:rtl/>
+          <w:sz w:val="24"/>
+          <w:szCs w:val="24"/>
+        </w:rPr>
+        <w:t xml:space="preserve">يُراجع هذا الإجراء سنويًا من قبل منسق نظام الإدارة. وتُقيّم نتائج التدقيقات الخارجية ومراجعة الإدارة ومقترحات المدققين والأقسام، ويُعدل الإجراء عند الحاجة.</w:t>
+      </w:r>
+    </w:p>
     <w:p>
       <w:pPr>
         <w:pStyle w:val="ListeParagraf"/>
@@ -3269,6 +4572,23 @@
     </w:tbl>
     <w:p>
       <w:pPr>
+        <w:pStyle w:val="ListeParagraf"/>
+        <w:spacing w:before="160" w:after="0"/>
+        <w:ind w:left="709"/>
+      </w:pPr>
+      <w:r>
+        <w:rPr>
+          <w:rFonts w:ascii="Calibri" w:hAnsi="Calibri" w:cs="Calibri"/>
+          <w:b/>
+          <w:bCs/>
+          <w:sz w:val="20"/>
+          <w:szCs w:val="20"/>
+        </w:rPr>
+        <w:t xml:space="preserve">Hazırlayan: Kalite Güvence Müdürü  ..........................    Kalite Müdürü: ..........................</w:t>
+      </w:r>
+    </w:p>
+    <w:p>
+      <w:pPr>
         <w:tabs>
           <w:tab w:val="left" w:pos="851"/>
         </w:tabs>
@@ -3813,7 +5133,7 @@
               <w:sz w:val="16"/>
               <w:szCs w:val="16"/>
             </w:rPr>
-            <w:t>0</w:t>
+            <w:t>1</w:t>
           </w:r>
         </w:p>
         <w:p>
@@ -3832,7 +5152,7 @@
               <w:sz w:val="16"/>
               <w:szCs w:val="16"/>
             </w:rPr>
-            <w:t>… / … / …</w:t>
+            <w:t>14.10.2026</w:t>
           </w:r>
         </w:p>
       </w:tc>

--- a/prosedurler/EMS.YS.PRO.11.02. Internal Audit, Nonconformity and Corrective Action Procedure.docx
+++ b/prosedurler/EMS.YS.PRO.11.02. Internal Audit, Nonconformity and Corrective Action Procedure.docx
@@ -4584,7 +4584,41 @@
           <w:sz w:val="20"/>
           <w:szCs w:val="20"/>
         </w:rPr>
-        <w:t xml:space="preserve">Hazırlayan: Kalite Güvence Müdürü  ..........................    Kalite Müdürü: ..........................</w:t>
+        <w:t xml:space="preserve">Hazırlayan: Kalite Güvence Müdürü  ..........................</w:t>
+      </w:r>
+    </w:p>
+    <w:p>
+      <w:pPr>
+        <w:pStyle w:val="ListeParagraf"/>
+        <w:spacing w:before="40" w:after="0"/>
+        <w:ind w:left="709"/>
+      </w:pPr>
+      <w:r>
+        <w:rPr>
+          <w:rFonts w:ascii="Calibri" w:hAnsi="Calibri" w:cs="Calibri"/>
+          <w:b/>
+          <w:bCs/>
+          <w:sz w:val="20"/>
+          <w:szCs w:val="20"/>
+        </w:rPr>
+        <w:t xml:space="preserve">Kontrol: Fabrika Müdürü  ..........................</w:t>
+      </w:r>
+    </w:p>
+    <w:p>
+      <w:pPr>
+        <w:pStyle w:val="ListeParagraf"/>
+        <w:spacing w:before="40" w:after="0"/>
+        <w:ind w:left="709"/>
+      </w:pPr>
+      <w:r>
+        <w:rPr>
+          <w:rFonts w:ascii="Calibri" w:hAnsi="Calibri" w:cs="Calibri"/>
+          <w:b/>
+          <w:bCs/>
+          <w:sz w:val="20"/>
+          <w:szCs w:val="20"/>
+        </w:rPr>
+        <w:t xml:space="preserve">Kalite Müdürü: ..........................    Fabrika Müdürü: ..........................</w:t>
       </w:r>
     </w:p>
     <w:p>

--- a/prosedurler/EMS.YS.PRO.11.02. Internal Audit, Nonconformity and Corrective Action Procedure.docx
+++ b/prosedurler/EMS.YS.PRO.11.02. Internal Audit, Nonconformity and Corrective Action Procedure.docx
@@ -1396,7 +1396,7 @@
           <w:sz w:val="24"/>
           <w:szCs w:val="24"/>
         </w:rPr>
-        <w:t xml:space="preserve">Annual Internal Audit Programme and Audit Plans (PRS-IDN-01, FRM-IDN-01); audit plan and auditor assignment instruction (TLM-IDN-01)</w:t>
+        <w:t xml:space="preserve">Annual Internal Audit Programme and Audit Plans (EMS.YS.PRO.11.02, EMS.YS.FRM.11.01); audit plan and auditor assignment instruction (EMS.YS.TL.11.01)</w:t>
       </w:r>
     </w:p>
     <w:p>
@@ -1415,7 +1415,7 @@
           <w:sz w:val="24"/>
           <w:szCs w:val="24"/>
         </w:rPr>
-        <w:t xml:space="preserve">Internal Audit Reports (FRM-IDN-02) and Qualified Auditor List; audit execution and finding write-up instruction (TLM-IDN-02)</w:t>
+        <w:t xml:space="preserve">Internal Audit Reports (EMS.YS.FRM.11.02) and Qualified Auditor List; audit execution and finding write-up instruction (EMS.YS.TL.11.01)</w:t>
       </w:r>
     </w:p>
     <w:p>
@@ -1434,7 +1434,7 @@
           <w:sz w:val="24"/>
           <w:szCs w:val="24"/>
         </w:rPr>
-        <w:t xml:space="preserve">Nonconformity and Corrective Action Form and Register; Finding Follow-up Form (FRM-IDN-03); finding closure verification instruction (TLM-IDN-03)</w:t>
+        <w:t xml:space="preserve">Nonconformity and Corrective Action Form and Register; Finding Follow-up Form (EMS.YS.FRM.11.03); finding closure verification instruction (EMS.YS.TL.11.01)</w:t>
       </w:r>
     </w:p>
     <w:p>
@@ -3158,7 +3158,7 @@
           <w:sz w:val="24"/>
           <w:szCs w:val="24"/>
         </w:rPr>
-        <w:t xml:space="preserve">برنامج التدقيق الداخلي السنوي وخطط التدقيق (PRS-IDN-01، FRM-IDN-01)؛ تعليمات خطة التدقيق وتعيين المدققين (TLM-IDN-01)</w:t>
+        <w:t xml:space="preserve">برنامج التدقيق الداخلي السنوي وخطط التدقيق (EMS.YS.PRO.11.02، EMS.YS.FRM.11.01)؛ تعليمات خطة التدقيق وتعيين المدققين (EMS.YS.TL.11.01)</w:t>
       </w:r>
     </w:p>
     <w:p>
@@ -3179,7 +3179,7 @@
           <w:sz w:val="24"/>
           <w:szCs w:val="24"/>
         </w:rPr>
-        <w:t xml:space="preserve">تقارير التدقيق الداخلي (FRM-IDN-02) وقائمة المدققين المؤهلين؛ تعليمات تنفيذ التدقيق وكتابة النتائج (TLM-IDN-02)</w:t>
+        <w:t xml:space="preserve">تقارير التدقيق الداخلي (EMS.YS.FRM.11.02) وقائمة المدققين المؤهلين؛ تعليمات تنفيذ التدقيق وكتابة النتائج (EMS.YS.TL.11.01)</w:t>
       </w:r>
     </w:p>
     <w:p>
@@ -3200,7 +3200,7 @@
           <w:sz w:val="24"/>
           <w:szCs w:val="24"/>
         </w:rPr>
-        <w:t xml:space="preserve">نموذج وسجل عدم المطابقة والإجراء التصحيحي؛ نموذج متابعة النتائج (FRM-IDN-03)؛ تعليمات التحقق من إغلاق النتائج (TLM-IDN-03)</w:t>
+        <w:t xml:space="preserve">نموذج وسجل عدم المطابقة والإجراء التصحيحي؛ نموذج متابعة النتائج (EMS.YS.FRM.11.03)؛ تعليمات التحقق من إغلاق النتائج (EMS.YS.TL.11.01)</w:t>
       </w:r>
     </w:p>
     <w:p>
